--- a/3/Assignment_3_documentation.docx
+++ b/3/Assignment_3_documentation.docx
@@ -7,6 +7,9 @@
         <w:pStyle w:val="Picture"/>
       </w:pPr>
       <w:r>
+        <w:rPr>
+          <w:noProof/>
+        </w:rPr>
         <w:drawing>
           <wp:inline distT="0" distB="0" distL="0" distR="0" wp14:anchorId="4E30D436" wp14:editId="37EE67EE">
             <wp:extent cx="5400040" cy="1224280"/>
@@ -60,22 +63,29 @@
     <w:p>
       <w:pPr>
         <w:pStyle w:val="Cmlapegyetem"/>
-      </w:pPr>
-      <w:r>
+        <w:rPr>
+          <w:lang w:val="de-DE"/>
+        </w:rPr>
+      </w:pPr>
+      <w:r>
+        <w:rPr>
+          <w:lang w:val="de-DE"/>
+        </w:rPr>
         <w:t>Ruhr Universität Bochum</w:t>
       </w:r>
     </w:p>
     <w:p>
       <w:pPr>
         <w:pStyle w:val="Cmlapkarstanszk"/>
-      </w:pPr>
-      <w:proofErr w:type="spellStart"/>
-      <w:r>
-        <w:t>Fakultät</w:t>
-      </w:r>
-      <w:proofErr w:type="spellEnd"/>
-      <w:r>
-        <w:t xml:space="preserve"> für Informatik</w:t>
+        <w:rPr>
+          <w:lang w:val="de-DE"/>
+        </w:rPr>
+      </w:pPr>
+      <w:r>
+        <w:rPr>
+          <w:lang w:val="de-DE"/>
+        </w:rPr>
+        <w:t>Fakultät für Informatik</w:t>
       </w:r>
     </w:p>
     <w:p>
@@ -180,19 +190,7 @@
         <w:rPr>
           <w:noProof w:val="0"/>
         </w:rPr>
-        <w:t xml:space="preserve"> He</w:t>
-      </w:r>
-      <w:r>
-        <w:rPr>
-          <w:noProof w:val="0"/>
-        </w:rPr>
-        <w:t>ř</w:t>
-      </w:r>
-      <w:r>
-        <w:rPr>
-          <w:noProof w:val="0"/>
-        </w:rPr>
-        <w:t>man</w:t>
+        <w:t xml:space="preserve"> Heřman</w:t>
       </w:r>
     </w:p>
     <w:p>
@@ -346,6 +344,213 @@
       <w:proofErr w:type="spellEnd"/>
     </w:p>
     <w:p>
+      <w:r>
+        <w:t>After getting the public and private SSH keys and connecting to RUB-VPN we were able to get started with the tasks.</w:t>
+      </w:r>
+    </w:p>
+    <w:p>
+      <w:pPr>
+        <w:pStyle w:val="Heading2"/>
+      </w:pPr>
+      <w:r>
+        <w:t>Analyze an Unknown Program</w:t>
+      </w:r>
+    </w:p>
+    <w:p>
+      <w:r>
+        <w:t>Using GDB we can</w:t>
+      </w:r>
+      <w:r>
+        <w:t xml:space="preserve"> analy</w:t>
+      </w:r>
+      <w:r>
+        <w:t xml:space="preserve">ze the assembly code that runs with the </w:t>
+      </w:r>
+      <w:proofErr w:type="spellStart"/>
+      <w:r>
+        <w:t>crackme</w:t>
+      </w:r>
+      <w:proofErr w:type="spellEnd"/>
+      <w:r>
+        <w:t xml:space="preserve"> program. From the hints we know that the secret key is checked in the </w:t>
+      </w:r>
+      <w:proofErr w:type="spellStart"/>
+      <w:r>
+        <w:t>verify_key</w:t>
+      </w:r>
+      <w:proofErr w:type="spellEnd"/>
+      <w:r>
+        <w:t xml:space="preserve"> function with the </w:t>
+      </w:r>
+      <w:proofErr w:type="spellStart"/>
+      <w:r>
+        <w:t>strcmp</w:t>
+      </w:r>
+      <w:proofErr w:type="spellEnd"/>
+      <w:r>
+        <w:t xml:space="preserve"> C function. So, if we are able to get to the data that is compared in that call then we can get the key.</w:t>
+      </w:r>
+    </w:p>
+    <w:p>
+      <w:r>
+        <w:t xml:space="preserve">With </w:t>
+      </w:r>
+      <w:r>
+        <w:t>the “</w:t>
+      </w:r>
+      <w:r>
+        <w:t xml:space="preserve">info address </w:t>
+      </w:r>
+      <w:proofErr w:type="spellStart"/>
+      <w:r>
+        <w:t>verify_key</w:t>
+      </w:r>
+      <w:proofErr w:type="spellEnd"/>
+      <w:r>
+        <w:t>”</w:t>
+      </w:r>
+      <w:r>
+        <w:t xml:space="preserve"> command we can get the address of the validating function and disassemble it. In the function we found the call that executes </w:t>
+      </w:r>
+      <w:proofErr w:type="spellStart"/>
+      <w:r>
+        <w:t>strcmp</w:t>
+      </w:r>
+      <w:proofErr w:type="spellEnd"/>
+      <w:r>
+        <w:t>. If we put a breakpoint before the function is called, we can see what values are pushed to the stack.</w:t>
+      </w:r>
+    </w:p>
+    <w:p>
+      <w:r>
+        <w:t xml:space="preserve">When we now run the program with a sample input AAAAA it breaks before entering the call. Here we see the exact address of the secret key. </w:t>
+      </w:r>
+      <w:r>
+        <w:t>With the “x/s 0xaddr” command we see that the value is “MMNNQ”. However, if give the program this input it still says that the key is not valid.</w:t>
+      </w:r>
+    </w:p>
+    <w:p>
+      <w:r>
+        <w:t xml:space="preserve">The reasoning for that can be seen in the </w:t>
+      </w:r>
+      <w:proofErr w:type="spellStart"/>
+      <w:r>
+        <w:t>verify_key</w:t>
+      </w:r>
+      <w:proofErr w:type="spellEnd"/>
+      <w:r>
+        <w:t xml:space="preserve"> function. Before calling the </w:t>
+      </w:r>
+      <w:proofErr w:type="spellStart"/>
+      <w:r>
+        <w:t>strcmp</w:t>
+      </w:r>
+      <w:proofErr w:type="spellEnd"/>
+      <w:r>
+        <w:t xml:space="preserve"> function the input goes through a loop. Each </w:t>
+      </w:r>
+      <w:r>
+        <w:t>character in the input is subtracted by their index in the string times two. When we add these to “MMNNQ” and look at the ASCII values we get the key “MORTY”. This key is validated by the program.</w:t>
+      </w:r>
+      <w:r>
+        <w:t xml:space="preserve"> </w:t>
+      </w:r>
+    </w:p>
+    <w:p>
+      <w:pPr>
+        <w:pStyle w:val="Heading2"/>
+      </w:pPr>
+      <w:r>
+        <w:t>Reconstructing C Code</w:t>
+      </w:r>
+    </w:p>
+    <w:p>
+      <w:r>
+        <w:t xml:space="preserve">In order to reconstruct the code, we have to dissemble the main function as well. We can see that there is no other function call in it. </w:t>
+      </w:r>
+      <w:r>
+        <w:t xml:space="preserve">The rest of the code simply reads the input, calls the </w:t>
+      </w:r>
+      <w:proofErr w:type="spellStart"/>
+      <w:r>
+        <w:t>verify_key</w:t>
+      </w:r>
+      <w:proofErr w:type="spellEnd"/>
+      <w:r>
+        <w:t xml:space="preserve"> function and writes the message based on the result of it.</w:t>
+      </w:r>
+    </w:p>
+    <w:bookmarkStart w:id="0" w:name="_MON_1842895867"/>
+    <w:bookmarkEnd w:id="0"/>
+    <w:p>
+      <w:pPr>
+        <w:pStyle w:val="Picture"/>
+      </w:pPr>
+      <w:r>
+        <w:object w:dxaOrig="9072" w:dyaOrig="13618" w14:anchorId="0194EBDD">
+          <v:shapetype id="_x0000_t75" coordsize="21600,21600" o:spt="75" o:preferrelative="t" path="m@4@5l@4@11@9@11@9@5xe" filled="f" stroked="f">
+            <v:stroke joinstyle="miter"/>
+            <v:formulas>
+              <v:f eqn="if lineDrawn pixelLineWidth 0"/>
+              <v:f eqn="sum @0 1 0"/>
+              <v:f eqn="sum 0 0 @1"/>
+              <v:f eqn="prod @2 1 2"/>
+              <v:f eqn="prod @3 21600 pixelWidth"/>
+              <v:f eqn="prod @3 21600 pixelHeight"/>
+              <v:f eqn="sum @0 0 1"/>
+              <v:f eqn="prod @6 1 2"/>
+              <v:f eqn="prod @7 21600 pixelWidth"/>
+              <v:f eqn="sum @8 21600 0"/>
+              <v:f eqn="prod @7 21600 pixelHeight"/>
+              <v:f eqn="sum @10 21600 0"/>
+            </v:formulas>
+            <v:path o:extrusionok="f" gradientshapeok="t" o:connecttype="rect"/>
+            <o:lock v:ext="edit" aspectratio="t"/>
+          </v:shapetype>
+          <v:shape id="_x0000_i1029" type="#_x0000_t75" style="width:453.75pt;height:680.6pt" o:ole="">
+            <v:imagedata r:id="rId12" o:title=""/>
+          </v:shape>
+          <o:OLEObject Type="Embed" ProgID="Word.Document.12" ShapeID="_x0000_i1029" DrawAspect="Content" ObjectID="_1842896090" r:id="rId13">
+            <o:FieldCodes>\s</o:FieldCodes>
+          </o:OLEObject>
+        </w:object>
+      </w:r>
+    </w:p>
+    <w:p>
+      <w:pPr>
+        <w:pStyle w:val="Heading1"/>
+      </w:pPr>
+      <w:r>
+        <w:rPr>
+          <w:lang w:val="hu-HU"/>
+        </w:rPr>
+        <w:lastRenderedPageBreak/>
+        <w:t xml:space="preserve">System </w:t>
+      </w:r>
+      <w:proofErr w:type="spellStart"/>
+      <w:r>
+        <w:rPr>
+          <w:lang w:val="hu-HU"/>
+        </w:rPr>
+        <w:t>Calls</w:t>
+      </w:r>
+      <w:proofErr w:type="spellEnd"/>
+      <w:r>
+        <w:rPr>
+          <w:lang w:val="hu-HU"/>
+        </w:rPr>
+        <w:t xml:space="preserve"> and </w:t>
+      </w:r>
+      <w:proofErr w:type="spellStart"/>
+      <w:r>
+        <w:rPr>
+          <w:lang w:val="hu-HU"/>
+        </w:rPr>
+        <w:t>Shellcode</w:t>
+      </w:r>
+      <w:proofErr w:type="spellEnd"/>
+    </w:p>
+    <w:p>
       <w:pPr>
         <w:rPr>
           <w:i/>
@@ -363,9 +568,15 @@
     <w:p>
       <w:pPr>
         <w:pStyle w:val="Heading2"/>
-      </w:pPr>
-      <w:r>
-        <w:t>Analyze an Unknown Program</w:t>
+        <w:rPr>
+          <w:lang w:val="hu-HU"/>
+        </w:rPr>
+      </w:pPr>
+      <w:r>
+        <w:rPr>
+          <w:lang w:val="hu-HU"/>
+        </w:rPr>
+        <w:t>Hello Kernel</w:t>
       </w:r>
     </w:p>
     <w:p>
@@ -387,9 +598,14 @@
       <w:pPr>
         <w:pStyle w:val="Heading2"/>
       </w:pPr>
-      <w:r>
-        <w:t>Reconstructing C Code</w:t>
-      </w:r>
+      <w:proofErr w:type="spellStart"/>
+      <w:r>
+        <w:rPr>
+          <w:lang w:val="hu-HU"/>
+        </w:rPr>
+        <w:t>Shellcode</w:t>
+      </w:r>
+      <w:proofErr w:type="spellEnd"/>
     </w:p>
     <w:p>
       <w:pPr>
@@ -409,36 +625,81 @@
     <w:p>
       <w:pPr>
         <w:pStyle w:val="Heading1"/>
-      </w:pPr>
+        <w:rPr>
+          <w:lang w:val="hu-HU"/>
+        </w:rPr>
+      </w:pPr>
+      <w:proofErr w:type="spellStart"/>
       <w:r>
         <w:rPr>
           <w:lang w:val="hu-HU"/>
         </w:rPr>
         <w:lastRenderedPageBreak/>
-        <w:t xml:space="preserve">System </w:t>
-      </w:r>
-      <w:proofErr w:type="spellStart"/>
+        <w:t>Smashing</w:t>
+      </w:r>
+      <w:proofErr w:type="spellEnd"/>
       <w:r>
         <w:rPr>
           <w:lang w:val="hu-HU"/>
         </w:rPr>
-        <w:t>Calls</w:t>
-      </w:r>
-      <w:proofErr w:type="spellEnd"/>
+        <w:t xml:space="preserve"> </w:t>
+      </w:r>
+      <w:proofErr w:type="spellStart"/>
       <w:r>
         <w:rPr>
           <w:lang w:val="hu-HU"/>
         </w:rPr>
-        <w:t xml:space="preserve"> and </w:t>
-      </w:r>
-      <w:proofErr w:type="spellStart"/>
+        <w:t>the</w:t>
+      </w:r>
+      <w:proofErr w:type="spellEnd"/>
       <w:r>
         <w:rPr>
           <w:lang w:val="hu-HU"/>
         </w:rPr>
-        <w:t>Shellcode</w:t>
+        <w:t xml:space="preserve"> </w:t>
+      </w:r>
+      <w:proofErr w:type="spellStart"/>
+      <w:r>
+        <w:rPr>
+          <w:lang w:val="hu-HU"/>
+        </w:rPr>
+        <w:t>Stack</w:t>
       </w:r>
       <w:proofErr w:type="spellEnd"/>
+      <w:r>
+        <w:rPr>
+          <w:lang w:val="hu-HU"/>
+        </w:rPr>
+        <w:t xml:space="preserve"> </w:t>
+      </w:r>
+      <w:proofErr w:type="spellStart"/>
+      <w:r>
+        <w:rPr>
+          <w:lang w:val="hu-HU"/>
+        </w:rPr>
+        <w:t>for</w:t>
+      </w:r>
+      <w:proofErr w:type="spellEnd"/>
+      <w:r>
+        <w:rPr>
+          <w:lang w:val="hu-HU"/>
+        </w:rPr>
+        <w:t xml:space="preserve"> </w:t>
+      </w:r>
+      <w:proofErr w:type="spellStart"/>
+      <w:r>
+        <w:rPr>
+          <w:lang w:val="hu-HU"/>
+        </w:rPr>
+        <w:t>Fun</w:t>
+      </w:r>
+      <w:proofErr w:type="spellEnd"/>
+      <w:r>
+        <w:rPr>
+          <w:lang w:val="hu-HU"/>
+        </w:rPr>
+        <w:t xml:space="preserve"> and Profit</w:t>
+      </w:r>
     </w:p>
     <w:p>
       <w:pPr>
@@ -462,157 +723,6 @@
           <w:lang w:val="hu-HU"/>
         </w:rPr>
       </w:pPr>
-      <w:r>
-        <w:rPr>
-          <w:lang w:val="hu-HU"/>
-        </w:rPr>
-        <w:t>Hello Kernel</w:t>
-      </w:r>
-    </w:p>
-    <w:p>
-      <w:pPr>
-        <w:rPr>
-          <w:i/>
-          <w:iCs/>
-        </w:rPr>
-      </w:pPr>
-      <w:r>
-        <w:rPr>
-          <w:i/>
-          <w:iCs/>
-        </w:rPr>
-        <w:t>(Short introduction)</w:t>
-      </w:r>
-    </w:p>
-    <w:p>
-      <w:pPr>
-        <w:pStyle w:val="Heading2"/>
-      </w:pPr>
-      <w:proofErr w:type="spellStart"/>
-      <w:r>
-        <w:rPr>
-          <w:lang w:val="hu-HU"/>
-        </w:rPr>
-        <w:t>Shellcode</w:t>
-      </w:r>
-      <w:proofErr w:type="spellEnd"/>
-    </w:p>
-    <w:p>
-      <w:pPr>
-        <w:rPr>
-          <w:i/>
-          <w:iCs/>
-        </w:rPr>
-      </w:pPr>
-      <w:r>
-        <w:rPr>
-          <w:i/>
-          <w:iCs/>
-        </w:rPr>
-        <w:t>(Short introduction)</w:t>
-      </w:r>
-    </w:p>
-    <w:p>
-      <w:pPr>
-        <w:pStyle w:val="Heading1"/>
-        <w:rPr>
-          <w:lang w:val="hu-HU"/>
-        </w:rPr>
-      </w:pPr>
-      <w:proofErr w:type="spellStart"/>
-      <w:r>
-        <w:rPr>
-          <w:lang w:val="hu-HU"/>
-        </w:rPr>
-        <w:lastRenderedPageBreak/>
-        <w:t>Smashing</w:t>
-      </w:r>
-      <w:proofErr w:type="spellEnd"/>
-      <w:r>
-        <w:rPr>
-          <w:lang w:val="hu-HU"/>
-        </w:rPr>
-        <w:t xml:space="preserve"> </w:t>
-      </w:r>
-      <w:proofErr w:type="spellStart"/>
-      <w:r>
-        <w:rPr>
-          <w:lang w:val="hu-HU"/>
-        </w:rPr>
-        <w:t>the</w:t>
-      </w:r>
-      <w:proofErr w:type="spellEnd"/>
-      <w:r>
-        <w:rPr>
-          <w:lang w:val="hu-HU"/>
-        </w:rPr>
-        <w:t xml:space="preserve"> </w:t>
-      </w:r>
-      <w:proofErr w:type="spellStart"/>
-      <w:r>
-        <w:rPr>
-          <w:lang w:val="hu-HU"/>
-        </w:rPr>
-        <w:t>Stack</w:t>
-      </w:r>
-      <w:proofErr w:type="spellEnd"/>
-      <w:r>
-        <w:rPr>
-          <w:lang w:val="hu-HU"/>
-        </w:rPr>
-        <w:t xml:space="preserve"> </w:t>
-      </w:r>
-      <w:proofErr w:type="spellStart"/>
-      <w:r>
-        <w:rPr>
-          <w:lang w:val="hu-HU"/>
-        </w:rPr>
-        <w:t>for</w:t>
-      </w:r>
-      <w:proofErr w:type="spellEnd"/>
-      <w:r>
-        <w:rPr>
-          <w:lang w:val="hu-HU"/>
-        </w:rPr>
-        <w:t xml:space="preserve"> </w:t>
-      </w:r>
-      <w:proofErr w:type="spellStart"/>
-      <w:r>
-        <w:rPr>
-          <w:lang w:val="hu-HU"/>
-        </w:rPr>
-        <w:t>Fun</w:t>
-      </w:r>
-      <w:proofErr w:type="spellEnd"/>
-      <w:r>
-        <w:rPr>
-          <w:lang w:val="hu-HU"/>
-        </w:rPr>
-        <w:t xml:space="preserve"> and Profit</w:t>
-      </w:r>
-    </w:p>
-    <w:p>
-      <w:pPr>
-        <w:rPr>
-          <w:i/>
-          <w:iCs/>
-        </w:rPr>
-      </w:pPr>
-      <w:r>
-        <w:rPr>
-          <w:i/>
-          <w:iCs/>
-        </w:rPr>
-        <w:t>(Short introduction)</w:t>
-      </w:r>
-    </w:p>
-    <w:p>
-      <w:pPr>
-        <w:pStyle w:val="Heading2"/>
-        <w:rPr>
-          <w:lang w:val="hu-HU"/>
-        </w:rPr>
-      </w:pPr>
       <w:proofErr w:type="spellStart"/>
       <w:r>
         <w:rPr>
@@ -720,18 +830,12 @@
     </w:p>
     <w:p>
       <w:r>
-        <w:t>As a team we didn’t use any Generative A.I. tool in any of the thinking,</w:t>
-      </w:r>
-      <w:r>
-        <w:t xml:space="preserve"> </w:t>
-      </w:r>
-      <w:r>
-        <w:t>writing or execution of the parts of this assignment nor documentation.</w:t>
+        <w:t>As a team we didn’t use any Generative A.I. tool in any of the thinking, writing or execution of the parts of this assignment nor documentation.</w:t>
       </w:r>
     </w:p>
     <w:sectPr>
-      <w:headerReference w:type="even" r:id="rId12"/>
-      <w:footerReference w:type="default" r:id="rId13"/>
+      <w:headerReference w:type="even" r:id="rId14"/>
+      <w:footerReference w:type="default" r:id="rId15"/>
       <w:type w:val="continuous"/>
       <w:pgSz w:w="11907" w:h="16840" w:code="9"/>
       <w:pgMar w:top="1418" w:right="1418" w:bottom="1418" w:left="1418" w:header="709" w:footer="709" w:gutter="567"/>
@@ -7368,15 +7472,213 @@
 </file>
 
 <file path=customXml/item1.xml><?xml version="1.0" encoding="utf-8"?>
-<?mso-contentType ?>
-<FormTemplates xmlns="http://schemas.microsoft.com/sharepoint/v3/contenttype/forms">
-  <Display>DocumentLibraryForm</Display>
-  <Edit>DocumentLibraryForm</Edit>
-  <New>DocumentLibraryForm</New>
-</FormTemplates>
+<p:properties xmlns:p="http://schemas.microsoft.com/office/2006/metadata/properties" xmlns:xsi="http://www.w3.org/2001/XMLSchema-instance" xmlns:pc="http://schemas.microsoft.com/office/infopath/2007/PartnerControls">
+  <documentManagement>
+    <_activity xmlns="2c71b88f-36ae-449a-8a52-10e2658bdd67" xsi:nil="true"/>
+  </documentManagement>
+</p:properties>
 </file>
 
 <file path=customXml/item2.xml><?xml version="1.0" encoding="utf-8"?>
+<b:Sources xmlns:b="http://schemas.openxmlformats.org/officeDocument/2006/bibliography" xmlns="http://schemas.openxmlformats.org/officeDocument/2006/bibliography" SelectedStyle="\IEEE2006OfficeOnline.xsl" StyleName="IEEE" Version="2006">
+  <b:Source>
+    <b:Tag>Mic24</b:Tag>
+    <b:SourceType>InternetSite</b:SourceType>
+    <b:Guid>{0073F013-6D5F-4606-9619-199470B72B61}</b:Guid>
+    <b:Author>
+      <b:Author>
+        <b:Corporate>Microsoft</b:Corporate>
+      </b:Author>
+    </b:Author>
+    <b:Title>What is ASP.NET Core</b:Title>
+    <b:YearAccessed>2024</b:YearAccessed>
+    <b:MonthAccessed>September</b:MonthAccessed>
+    <b:DayAccessed>28</b:DayAccessed>
+    <b:URL>https://dotnet.microsoft.com/en-us/learn/aspnet/what-is-aspnet-core</b:URL>
+    <b:RefOrder>5</b:RefOrder>
+  </b:Source>
+  <b:Source>
+    <b:Tag>Gra19</b:Tag>
+    <b:SourceType>InternetSite</b:SourceType>
+    <b:Guid>{0023DC8F-EE4E-49BF-8AA1-FC23135D0750}</b:Guid>
+    <b:Author>
+      <b:Author>
+        <b:Corporate>Adobe Acrobat Team</b:Corporate>
+      </b:Author>
+    </b:Author>
+    <b:Title>Fast-forward — comparing a 1980s supercomputer to the modern smartphone</b:Title>
+    <b:Year>2022</b:Year>
+    <b:Month>August</b:Month>
+    <b:YearAccessed>2024</b:YearAccessed>
+    <b:MonthAccessed>October</b:MonthAccessed>
+    <b:DayAccessed>04</b:DayAccessed>
+    <b:URL>https://blog.adobe.com/en/publish/2022/11/08/fast-forward-comparing-1980s-supercomputer-to-modern-smartphone</b:URL>
+    <b:RefOrder>1</b:RefOrder>
+  </b:Source>
+  <b:Source>
+    <b:Tag>Mic242</b:Tag>
+    <b:SourceType>InternetSite</b:SourceType>
+    <b:Guid>{11AB6DA6-D471-47C8-9787-23B1CD788504}</b:Guid>
+    <b:Author>
+      <b:Author>
+        <b:Corporate>Microsoft</b:Corporate>
+      </b:Author>
+    </b:Author>
+    <b:Title>How Blazor works</b:Title>
+    <b:YearAccessed>2024</b:YearAccessed>
+    <b:MonthAccessed>October</b:MonthAccessed>
+    <b:DayAccessed>10</b:DayAccessed>
+    <b:URL>https://learn.microsoft.com/en-us/training/modules/blazor-introduction/3-how-blazor-works</b:URL>
+    <b:RefOrder>8</b:RefOrder>
+  </b:Source>
+  <b:Source>
+    <b:Tag>Mic241</b:Tag>
+    <b:SourceType>InternetSite</b:SourceType>
+    <b:Guid>{DC716AFD-7D9B-4295-ACEB-8ABB9F132259}</b:Guid>
+    <b:Author>
+      <b:Author>
+        <b:Corporate>Microsoft</b:Corporate>
+      </b:Author>
+    </b:Author>
+    <b:Title>What is Blazor?</b:Title>
+    <b:YearAccessed>2024</b:YearAccessed>
+    <b:MonthAccessed>October</b:MonthAccessed>
+    <b:DayAccessed>10</b:DayAccessed>
+    <b:URL>https://learn.microsoft.com/en-us/training/modules/blazor-introduction/2-what-is-blazor</b:URL>
+    <b:RefOrder>7</b:RefOrder>
+  </b:Source>
+  <b:Source>
+    <b:Tag>Ora24</b:Tag>
+    <b:SourceType>InternetSite</b:SourceType>
+    <b:Guid>{8E8F59A1-5E4C-4F43-B41B-AF71B2F4EDAF}</b:Guid>
+    <b:Author>
+      <b:Author>
+        <b:Corporate>Oracle</b:Corporate>
+      </b:Author>
+    </b:Author>
+    <b:Title>What is MySQL</b:Title>
+    <b:YearAccessed>2024</b:YearAccessed>
+    <b:MonthAccessed>October</b:MonthAccessed>
+    <b:DayAccessed>02</b:DayAccessed>
+    <b:URL>https://dev.mysql.com/doc/refman/8.0/en/what-is-mysql.html</b:URL>
+    <b:RefOrder>9</b:RefOrder>
+  </b:Source>
+  <b:Source>
+    <b:Tag>Gui24</b:Tag>
+    <b:SourceType>InternetSite</b:SourceType>
+    <b:Guid>{8C606573-84FB-4A74-B857-392099D032A0}</b:Guid>
+    <b:Author>
+      <b:Author>
+        <b:NameList>
+          <b:Person>
+            <b:Last>Ros</b:Last>
+            <b:First>Guillem</b:First>
+          </b:Person>
+        </b:NameList>
+      </b:Author>
+    </b:Author>
+    <b:Title>How to use Hevy</b:Title>
+    <b:YearAccessed>2024</b:YearAccessed>
+    <b:MonthAccessed>October</b:MonthAccessed>
+    <b:DayAccessed>10</b:DayAccessed>
+    <b:URL>https://www.hevyapp.com/hevy-tutorial/</b:URL>
+    <b:RefOrder>4</b:RefOrder>
+  </b:Source>
+  <b:Source>
+    <b:Tag>Bog24</b:Tag>
+    <b:SourceType>InternetSite</b:SourceType>
+    <b:Guid>{592DD6F7-663A-47C9-B4E1-4508265F7112}</b:Guid>
+    <b:Author>
+      <b:Author>
+        <b:NameList>
+          <b:Person>
+            <b:Last>Sandu</b:Last>
+            <b:First>Bogdan</b:First>
+          </b:Person>
+        </b:NameList>
+      </b:Author>
+    </b:Author>
+    <b:Title>5 Apps Like Finch To Improve Your Mental Health</b:Title>
+    <b:ProductionCompany>TMS</b:ProductionCompany>
+    <b:Year>2024</b:Year>
+    <b:Month>Febuary</b:Month>
+    <b:Day>11</b:Day>
+    <b:YearAccessed>2024</b:YearAccessed>
+    <b:MonthAccessed>October</b:MonthAccessed>
+    <b:DayAccessed>10</b:DayAccessed>
+    <b:URL>https://tms-outsource.com/blog/posts/apps-like-finch/</b:URL>
+    <b:RefOrder>3</b:RefOrder>
+  </b:Source>
+  <b:Source>
+    <b:Tag>Ahe24</b:Tag>
+    <b:SourceType>InternetSite</b:SourceType>
+    <b:Guid>{23598039-5EFF-4BD6-9269-048E3EDFDABC}</b:Guid>
+    <b:Author>
+      <b:Author>
+        <b:Corporate>Ahead</b:Corporate>
+      </b:Author>
+    </b:Author>
+    <b:Title>Daylio - A Wellbeing App</b:Title>
+    <b:YearAccessed>2024</b:YearAccessed>
+    <b:MonthAccessed>October</b:MonthAccessed>
+    <b:DayAccessed>10</b:DayAccessed>
+    <b:URL>https://www.ahead.ie/daylio</b:URL>
+    <b:RefOrder>2</b:RefOrder>
+  </b:Source>
+  <b:Source xmlns:b="http://schemas.openxmlformats.org/officeDocument/2006/bibliography">
+    <b:Tag>StackOverflow</b:Tag>
+    <b:SourceType>InternetSite</b:SourceType>
+    <b:Guid>{71F50902-896D-478C-9DF6-FA3A50AAEBF3}</b:Guid>
+    <b:Title>Stack Overflow Developer Survey 2024</b:Title>
+    <b:Year>2024</b:Year>
+    <b:Author>
+      <b:Author>
+        <b:Corporate>Stack Overflow</b:Corporate>
+      </b:Author>
+    </b:Author>
+    <b:YearAccessed>2024</b:YearAccessed>
+    <b:MonthAccessed>October</b:MonthAccessed>
+    <b:DayAccessed>14</b:DayAccessed>
+    <b:URL>https://survey.stackoverflow.co/2024/technology/#2-web-frameworks-and-technologies</b:URL>
+    <b:RefOrder>6</b:RefOrder>
+  </b:Source>
+  <b:Source>
+    <b:Tag>OWA23</b:Tag>
+    <b:SourceType>InternetSite</b:SourceType>
+    <b:Guid>{57833A1F-D5C4-4D76-85A8-7F5C9B810612}</b:Guid>
+    <b:Author>
+      <b:Author>
+        <b:Corporate>OWASP</b:Corporate>
+      </b:Author>
+    </b:Author>
+    <b:Title>Password Storage Cheat Sheet</b:Title>
+    <b:Year>2023</b:Year>
+    <b:YearAccessed>2024</b:YearAccessed>
+    <b:MonthAccessed>October</b:MonthAccessed>
+    <b:DayAccessed>17</b:DayAccessed>
+    <b:URL>https://cheatsheetseries.owasp.org/cheatsheets/Password_Storage_Cheat_Sheet.html</b:URL>
+    <b:RefOrder>11</b:RefOrder>
+  </b:Source>
+  <b:Source>
+    <b:Tag>Mic243</b:Tag>
+    <b:SourceType>InternetSite</b:SourceType>
+    <b:Guid>{D44DA361-7CAA-46D6-B1DB-B852A944FA49}</b:Guid>
+    <b:Author>
+      <b:Author>
+        <b:Corporate>Microsoft</b:Corporate>
+      </b:Author>
+    </b:Author>
+    <b:Title>Build a .NET MAUI Blazor Hybrid app with a Blazor Web App</b:Title>
+    <b:YearAccessed>2024</b:YearAccessed>
+    <b:MonthAccessed>October</b:MonthAccessed>
+    <b:DayAccessed>17</b:DayAccessed>
+    <b:URL>https://learn.microsoft.com/en-us/aspnet/core/blazor/hybrid/tutorials/maui-blazor-web-app?view=aspnetcore-8.0</b:URL>
+    <b:RefOrder>10</b:RefOrder>
+  </b:Source>
+</b:Sources>
+</file>
+
+<file path=customXml/item3.xml><?xml version="1.0" encoding="utf-8"?>
 <ct:contentTypeSchema xmlns:ct="http://schemas.microsoft.com/office/2006/metadata/contentType" xmlns:ma="http://schemas.microsoft.com/office/2006/metadata/properties/metaAttributes" ct:_="" ma:_="" ma:contentTypeName="Dokumentum" ma:contentTypeID="0x010100804405677F68524E887B9BAD647EC267" ma:contentTypeVersion="17" ma:contentTypeDescription="Új dokumentum létrehozása." ma:contentTypeScope="" ma:versionID="76fc60fa35090df738af56597c20442c">
   <xsd:schema xmlns:xsd="http://www.w3.org/2001/XMLSchema" xmlns:xs="http://www.w3.org/2001/XMLSchema" xmlns:p="http://schemas.microsoft.com/office/2006/metadata/properties" xmlns:ns3="2c71b88f-36ae-449a-8a52-10e2658bdd67" xmlns:ns4="ae689388-e07a-4908-9d5a-df7298fe66fc" targetNamespace="http://schemas.microsoft.com/office/2006/metadata/properties" ma:root="true" ma:fieldsID="b0fbbcf4c3d3a80139dc1bb83a4232cb" ns3:_="" ns4:_="">
     <xsd:import namespace="2c71b88f-36ae-449a-8a52-10e2658bdd67"/>
@@ -7623,222 +7925,34 @@
 </ct:contentTypeSchema>
 </file>
 
-<file path=customXml/item3.xml><?xml version="1.0" encoding="utf-8"?>
-<b:Sources xmlns:b="http://schemas.openxmlformats.org/officeDocument/2006/bibliography" xmlns="http://schemas.openxmlformats.org/officeDocument/2006/bibliography" SelectedStyle="\IEEE2006OfficeOnline.xsl" StyleName="IEEE" Version="2006">
-  <b:Source>
-    <b:Tag>Mic24</b:Tag>
-    <b:SourceType>InternetSite</b:SourceType>
-    <b:Guid>{0073F013-6D5F-4606-9619-199470B72B61}</b:Guid>
-    <b:Author>
-      <b:Author>
-        <b:Corporate>Microsoft</b:Corporate>
-      </b:Author>
-    </b:Author>
-    <b:Title>What is ASP.NET Core</b:Title>
-    <b:YearAccessed>2024</b:YearAccessed>
-    <b:MonthAccessed>September</b:MonthAccessed>
-    <b:DayAccessed>28</b:DayAccessed>
-    <b:URL>https://dotnet.microsoft.com/en-us/learn/aspnet/what-is-aspnet-core</b:URL>
-    <b:RefOrder>5</b:RefOrder>
-  </b:Source>
-  <b:Source>
-    <b:Tag>Gra19</b:Tag>
-    <b:SourceType>InternetSite</b:SourceType>
-    <b:Guid>{0023DC8F-EE4E-49BF-8AA1-FC23135D0750}</b:Guid>
-    <b:Author>
-      <b:Author>
-        <b:Corporate>Adobe Acrobat Team</b:Corporate>
-      </b:Author>
-    </b:Author>
-    <b:Title>Fast-forward — comparing a 1980s supercomputer to the modern smartphone</b:Title>
-    <b:Year>2022</b:Year>
-    <b:Month>August</b:Month>
-    <b:YearAccessed>2024</b:YearAccessed>
-    <b:MonthAccessed>October</b:MonthAccessed>
-    <b:DayAccessed>04</b:DayAccessed>
-    <b:URL>https://blog.adobe.com/en/publish/2022/11/08/fast-forward-comparing-1980s-supercomputer-to-modern-smartphone</b:URL>
-    <b:RefOrder>1</b:RefOrder>
-  </b:Source>
-  <b:Source>
-    <b:Tag>Mic242</b:Tag>
-    <b:SourceType>InternetSite</b:SourceType>
-    <b:Guid>{11AB6DA6-D471-47C8-9787-23B1CD788504}</b:Guid>
-    <b:Author>
-      <b:Author>
-        <b:Corporate>Microsoft</b:Corporate>
-      </b:Author>
-    </b:Author>
-    <b:Title>How Blazor works</b:Title>
-    <b:YearAccessed>2024</b:YearAccessed>
-    <b:MonthAccessed>October</b:MonthAccessed>
-    <b:DayAccessed>10</b:DayAccessed>
-    <b:URL>https://learn.microsoft.com/en-us/training/modules/blazor-introduction/3-how-blazor-works</b:URL>
-    <b:RefOrder>8</b:RefOrder>
-  </b:Source>
-  <b:Source>
-    <b:Tag>Mic241</b:Tag>
-    <b:SourceType>InternetSite</b:SourceType>
-    <b:Guid>{DC716AFD-7D9B-4295-ACEB-8ABB9F132259}</b:Guid>
-    <b:Author>
-      <b:Author>
-        <b:Corporate>Microsoft</b:Corporate>
-      </b:Author>
-    </b:Author>
-    <b:Title>What is Blazor?</b:Title>
-    <b:YearAccessed>2024</b:YearAccessed>
-    <b:MonthAccessed>October</b:MonthAccessed>
-    <b:DayAccessed>10</b:DayAccessed>
-    <b:URL>https://learn.microsoft.com/en-us/training/modules/blazor-introduction/2-what-is-blazor</b:URL>
-    <b:RefOrder>7</b:RefOrder>
-  </b:Source>
-  <b:Source>
-    <b:Tag>Ora24</b:Tag>
-    <b:SourceType>InternetSite</b:SourceType>
-    <b:Guid>{8E8F59A1-5E4C-4F43-B41B-AF71B2F4EDAF}</b:Guid>
-    <b:Author>
-      <b:Author>
-        <b:Corporate>Oracle</b:Corporate>
-      </b:Author>
-    </b:Author>
-    <b:Title>What is MySQL</b:Title>
-    <b:YearAccessed>2024</b:YearAccessed>
-    <b:MonthAccessed>October</b:MonthAccessed>
-    <b:DayAccessed>02</b:DayAccessed>
-    <b:URL>https://dev.mysql.com/doc/refman/8.0/en/what-is-mysql.html</b:URL>
-    <b:RefOrder>9</b:RefOrder>
-  </b:Source>
-  <b:Source>
-    <b:Tag>Gui24</b:Tag>
-    <b:SourceType>InternetSite</b:SourceType>
-    <b:Guid>{8C606573-84FB-4A74-B857-392099D032A0}</b:Guid>
-    <b:Author>
-      <b:Author>
-        <b:NameList>
-          <b:Person>
-            <b:Last>Ros</b:Last>
-            <b:First>Guillem</b:First>
-          </b:Person>
-        </b:NameList>
-      </b:Author>
-    </b:Author>
-    <b:Title>How to use Hevy</b:Title>
-    <b:YearAccessed>2024</b:YearAccessed>
-    <b:MonthAccessed>October</b:MonthAccessed>
-    <b:DayAccessed>10</b:DayAccessed>
-    <b:URL>https://www.hevyapp.com/hevy-tutorial/</b:URL>
-    <b:RefOrder>4</b:RefOrder>
-  </b:Source>
-  <b:Source>
-    <b:Tag>Bog24</b:Tag>
-    <b:SourceType>InternetSite</b:SourceType>
-    <b:Guid>{592DD6F7-663A-47C9-B4E1-4508265F7112}</b:Guid>
-    <b:Author>
-      <b:Author>
-        <b:NameList>
-          <b:Person>
-            <b:Last>Sandu</b:Last>
-            <b:First>Bogdan</b:First>
-          </b:Person>
-        </b:NameList>
-      </b:Author>
-    </b:Author>
-    <b:Title>5 Apps Like Finch To Improve Your Mental Health</b:Title>
-    <b:ProductionCompany>TMS</b:ProductionCompany>
-    <b:Year>2024</b:Year>
-    <b:Month>Febuary</b:Month>
-    <b:Day>11</b:Day>
-    <b:YearAccessed>2024</b:YearAccessed>
-    <b:MonthAccessed>October</b:MonthAccessed>
-    <b:DayAccessed>10</b:DayAccessed>
-    <b:URL>https://tms-outsource.com/blog/posts/apps-like-finch/</b:URL>
-    <b:RefOrder>3</b:RefOrder>
-  </b:Source>
-  <b:Source>
-    <b:Tag>Ahe24</b:Tag>
-    <b:SourceType>InternetSite</b:SourceType>
-    <b:Guid>{23598039-5EFF-4BD6-9269-048E3EDFDABC}</b:Guid>
-    <b:Author>
-      <b:Author>
-        <b:Corporate>Ahead</b:Corporate>
-      </b:Author>
-    </b:Author>
-    <b:Title>Daylio - A Wellbeing App</b:Title>
-    <b:YearAccessed>2024</b:YearAccessed>
-    <b:MonthAccessed>October</b:MonthAccessed>
-    <b:DayAccessed>10</b:DayAccessed>
-    <b:URL>https://www.ahead.ie/daylio</b:URL>
-    <b:RefOrder>2</b:RefOrder>
-  </b:Source>
-  <b:Source xmlns:b="http://schemas.openxmlformats.org/officeDocument/2006/bibliography">
-    <b:Tag>StackOverflow</b:Tag>
-    <b:SourceType>InternetSite</b:SourceType>
-    <b:Guid>{71F50902-896D-478C-9DF6-FA3A50AAEBF3}</b:Guid>
-    <b:Title>Stack Overflow Developer Survey 2024</b:Title>
-    <b:Year>2024</b:Year>
-    <b:Author>
-      <b:Author>
-        <b:Corporate>Stack Overflow</b:Corporate>
-      </b:Author>
-    </b:Author>
-    <b:YearAccessed>2024</b:YearAccessed>
-    <b:MonthAccessed>October</b:MonthAccessed>
-    <b:DayAccessed>14</b:DayAccessed>
-    <b:URL>https://survey.stackoverflow.co/2024/technology/#2-web-frameworks-and-technologies</b:URL>
-    <b:RefOrder>6</b:RefOrder>
-  </b:Source>
-  <b:Source>
-    <b:Tag>OWA23</b:Tag>
-    <b:SourceType>InternetSite</b:SourceType>
-    <b:Guid>{57833A1F-D5C4-4D76-85A8-7F5C9B810612}</b:Guid>
-    <b:Author>
-      <b:Author>
-        <b:Corporate>OWASP</b:Corporate>
-      </b:Author>
-    </b:Author>
-    <b:Title>Password Storage Cheat Sheet</b:Title>
-    <b:Year>2023</b:Year>
-    <b:YearAccessed>2024</b:YearAccessed>
-    <b:MonthAccessed>October</b:MonthAccessed>
-    <b:DayAccessed>17</b:DayAccessed>
-    <b:URL>https://cheatsheetseries.owasp.org/cheatsheets/Password_Storage_Cheat_Sheet.html</b:URL>
-    <b:RefOrder>11</b:RefOrder>
-  </b:Source>
-  <b:Source>
-    <b:Tag>Mic243</b:Tag>
-    <b:SourceType>InternetSite</b:SourceType>
-    <b:Guid>{D44DA361-7CAA-46D6-B1DB-B852A944FA49}</b:Guid>
-    <b:Author>
-      <b:Author>
-        <b:Corporate>Microsoft</b:Corporate>
-      </b:Author>
-    </b:Author>
-    <b:Title>Build a .NET MAUI Blazor Hybrid app with a Blazor Web App</b:Title>
-    <b:YearAccessed>2024</b:YearAccessed>
-    <b:MonthAccessed>October</b:MonthAccessed>
-    <b:DayAccessed>17</b:DayAccessed>
-    <b:URL>https://learn.microsoft.com/en-us/aspnet/core/blazor/hybrid/tutorials/maui-blazor-web-app?view=aspnetcore-8.0</b:URL>
-    <b:RefOrder>10</b:RefOrder>
-  </b:Source>
-</b:Sources>
-</file>
-
 <file path=customXml/item4.xml><?xml version="1.0" encoding="utf-8"?>
-<p:properties xmlns:p="http://schemas.microsoft.com/office/2006/metadata/properties" xmlns:xsi="http://www.w3.org/2001/XMLSchema-instance" xmlns:pc="http://schemas.microsoft.com/office/infopath/2007/PartnerControls">
-  <documentManagement>
-    <_activity xmlns="2c71b88f-36ae-449a-8a52-10e2658bdd67" xsi:nil="true"/>
-  </documentManagement>
-</p:properties>
+<?mso-contentType ?>
+<FormTemplates xmlns="http://schemas.microsoft.com/sharepoint/v3/contenttype/forms">
+  <Display>DocumentLibraryForm</Display>
+  <Edit>DocumentLibraryForm</Edit>
+  <New>DocumentLibraryForm</New>
+</FormTemplates>
 </file>
 
 <file path=customXml/itemProps1.xml><?xml version="1.0" encoding="utf-8"?>
-<ds:datastoreItem xmlns:ds="http://schemas.openxmlformats.org/officeDocument/2006/customXml" ds:itemID="{BFA6786E-AF7B-4A38-BBCA-BF31ECFEA1DF}">
+<ds:datastoreItem xmlns:ds="http://schemas.openxmlformats.org/officeDocument/2006/customXml" ds:itemID="{5283BDE5-2110-47A1-B6BF-261D767F66A4}">
   <ds:schemaRefs>
-    <ds:schemaRef ds:uri="http://schemas.microsoft.com/sharepoint/v3/contenttype/forms"/>
+    <ds:schemaRef ds:uri="http://schemas.microsoft.com/office/2006/metadata/properties"/>
+    <ds:schemaRef ds:uri="http://schemas.microsoft.com/office/infopath/2007/PartnerControls"/>
+    <ds:schemaRef ds:uri="2c71b88f-36ae-449a-8a52-10e2658bdd67"/>
   </ds:schemaRefs>
 </ds:datastoreItem>
 </file>
 
 <file path=customXml/itemProps2.xml><?xml version="1.0" encoding="utf-8"?>
+<ds:datastoreItem xmlns:ds="http://schemas.openxmlformats.org/officeDocument/2006/customXml" ds:itemID="{C30AA391-316B-4E95-AE8C-64681E201677}">
+  <ds:schemaRefs>
+    <ds:schemaRef ds:uri="http://schemas.openxmlformats.org/officeDocument/2006/bibliography"/>
+  </ds:schemaRefs>
+</ds:datastoreItem>
+</file>
+
+<file path=customXml/itemProps3.xml><?xml version="1.0" encoding="utf-8"?>
 <ds:datastoreItem xmlns:ds="http://schemas.openxmlformats.org/officeDocument/2006/customXml" ds:itemID="{0B5E8B16-0AFB-408B-BF8C-70E4A1B923B3}">
   <ds:schemaRefs>
     <ds:schemaRef ds:uri="http://schemas.microsoft.com/office/2006/metadata/contentType"/>
@@ -7857,20 +7971,10 @@
 </ds:datastoreItem>
 </file>
 
-<file path=customXml/itemProps3.xml><?xml version="1.0" encoding="utf-8"?>
-<ds:datastoreItem xmlns:ds="http://schemas.openxmlformats.org/officeDocument/2006/customXml" ds:itemID="{C30AA391-316B-4E95-AE8C-64681E201677}">
+<file path=customXml/itemProps4.xml><?xml version="1.0" encoding="utf-8"?>
+<ds:datastoreItem xmlns:ds="http://schemas.openxmlformats.org/officeDocument/2006/customXml" ds:itemID="{BFA6786E-AF7B-4A38-BBCA-BF31ECFEA1DF}">
   <ds:schemaRefs>
-    <ds:schemaRef ds:uri="http://schemas.openxmlformats.org/officeDocument/2006/bibliography"/>
-  </ds:schemaRefs>
-</ds:datastoreItem>
-</file>
-
-<file path=customXml/itemProps4.xml><?xml version="1.0" encoding="utf-8"?>
-<ds:datastoreItem xmlns:ds="http://schemas.openxmlformats.org/officeDocument/2006/customXml" ds:itemID="{5283BDE5-2110-47A1-B6BF-261D767F66A4}">
-  <ds:schemaRefs>
-    <ds:schemaRef ds:uri="http://schemas.microsoft.com/office/2006/metadata/properties"/>
-    <ds:schemaRef ds:uri="http://schemas.microsoft.com/office/infopath/2007/PartnerControls"/>
-    <ds:schemaRef ds:uri="2c71b88f-36ae-449a-8a52-10e2658bdd67"/>
+    <ds:schemaRef ds:uri="http://schemas.microsoft.com/sharepoint/v3/contenttype/forms"/>
   </ds:schemaRefs>
 </ds:datastoreItem>
 </file>
--- a/3/Assignment_3_documentation.docx
+++ b/3/Assignment_3_documentation.docx
@@ -507,10 +507,10 @@
             <v:path o:extrusionok="f" gradientshapeok="t" o:connecttype="rect"/>
             <o:lock v:ext="edit" aspectratio="t"/>
           </v:shapetype>
-          <v:shape id="_x0000_i1029" type="#_x0000_t75" style="width:453.75pt;height:680.6pt" o:ole="">
+          <v:shape id="_x0000_i1025" type="#_x0000_t75" style="width:453.75pt;height:681pt" o:ole="">
             <v:imagedata r:id="rId12" o:title=""/>
           </v:shape>
-          <o:OLEObject Type="Embed" ProgID="Word.Document.12" ShapeID="_x0000_i1029" DrawAspect="Content" ObjectID="_1842896090" r:id="rId13">
+          <o:OLEObject Type="Embed" ProgID="Word.Document.12" ShapeID="_x0000_i1025" DrawAspect="Content" ObjectID="_1842900493" r:id="rId13">
             <o:FieldCodes>\s</o:FieldCodes>
           </o:OLEObject>
         </w:object>
@@ -551,6 +551,76 @@
       <w:proofErr w:type="spellEnd"/>
     </w:p>
     <w:p>
+      <w:r>
+        <w:t>These tasks introduce the use of system calls and how this high-level concept can be exploited with binaries.</w:t>
+      </w:r>
+    </w:p>
+    <w:p>
+      <w:pPr>
+        <w:pStyle w:val="Heading2"/>
+        <w:rPr>
+          <w:lang w:val="hu-HU"/>
+        </w:rPr>
+      </w:pPr>
+      <w:r>
+        <w:rPr>
+          <w:lang w:val="hu-HU"/>
+        </w:rPr>
+        <w:t>Hello Kernel</w:t>
+      </w:r>
+    </w:p>
+    <w:p>
+      <w:r>
+        <w:t xml:space="preserve">The assembly code can be written based on the Linux </w:t>
+      </w:r>
+      <w:proofErr w:type="spellStart"/>
+      <w:r>
+        <w:t>syscalls</w:t>
+      </w:r>
+      <w:proofErr w:type="spellEnd"/>
+      <w:r>
+        <w:t xml:space="preserve"> list and each calls manual. To write a message to a file we first need to open or create that file. Then we need to write the message into it. Save it by closing it and then exit the program. These steps can be written in with a </w:t>
+      </w:r>
+      <w:proofErr w:type="spellStart"/>
+      <w:r>
+        <w:t>syscall</w:t>
+      </w:r>
+      <w:proofErr w:type="spellEnd"/>
+      <w:r>
+        <w:t xml:space="preserve"> each.</w:t>
+      </w:r>
+    </w:p>
+    <w:bookmarkStart w:id="1" w:name="_MON_1842900161"/>
+    <w:bookmarkEnd w:id="1"/>
+    <w:p>
+      <w:pPr>
+        <w:pStyle w:val="Picture"/>
+      </w:pPr>
+      <w:r>
+        <w:object w:dxaOrig="9072" w:dyaOrig="11609" w14:anchorId="7C44F73B">
+          <v:shape id="_x0000_i1033" type="#_x0000_t75" style="width:453.75pt;height:580.5pt" o:ole="">
+            <v:imagedata r:id="rId14" o:title=""/>
+          </v:shape>
+          <o:OLEObject Type="Embed" ProgID="Word.Document.12" ShapeID="_x0000_i1033" DrawAspect="Content" ObjectID="_1842900494" r:id="rId15">
+            <o:FieldCodes>\s</o:FieldCodes>
+          </o:OLEObject>
+        </w:object>
+      </w:r>
+    </w:p>
+    <w:p>
+      <w:pPr>
+        <w:pStyle w:val="Heading2"/>
+      </w:pPr>
+      <w:proofErr w:type="spellStart"/>
+      <w:r>
+        <w:rPr>
+          <w:lang w:val="hu-HU"/>
+        </w:rPr>
+        <w:t>Shellcode</w:t>
+      </w:r>
+      <w:proofErr w:type="spellEnd"/>
+    </w:p>
+    <w:p>
       <w:pPr>
         <w:rPr>
           <w:i/>
@@ -567,16 +637,81 @@
     </w:p>
     <w:p>
       <w:pPr>
-        <w:pStyle w:val="Heading2"/>
+        <w:pStyle w:val="Heading1"/>
         <w:rPr>
           <w:lang w:val="hu-HU"/>
         </w:rPr>
       </w:pPr>
+      <w:proofErr w:type="spellStart"/>
       <w:r>
         <w:rPr>
           <w:lang w:val="hu-HU"/>
         </w:rPr>
-        <w:t>Hello Kernel</w:t>
+        <w:lastRenderedPageBreak/>
+        <w:t>Smashing</w:t>
+      </w:r>
+      <w:proofErr w:type="spellEnd"/>
+      <w:r>
+        <w:rPr>
+          <w:lang w:val="hu-HU"/>
+        </w:rPr>
+        <w:t xml:space="preserve"> </w:t>
+      </w:r>
+      <w:proofErr w:type="spellStart"/>
+      <w:r>
+        <w:rPr>
+          <w:lang w:val="hu-HU"/>
+        </w:rPr>
+        <w:t>the</w:t>
+      </w:r>
+      <w:proofErr w:type="spellEnd"/>
+      <w:r>
+        <w:rPr>
+          <w:lang w:val="hu-HU"/>
+        </w:rPr>
+        <w:t xml:space="preserve"> </w:t>
+      </w:r>
+      <w:proofErr w:type="spellStart"/>
+      <w:r>
+        <w:rPr>
+          <w:lang w:val="hu-HU"/>
+        </w:rPr>
+        <w:t>Stack</w:t>
+      </w:r>
+      <w:proofErr w:type="spellEnd"/>
+      <w:r>
+        <w:rPr>
+          <w:lang w:val="hu-HU"/>
+        </w:rPr>
+        <w:t xml:space="preserve"> </w:t>
+      </w:r>
+      <w:proofErr w:type="spellStart"/>
+      <w:r>
+        <w:rPr>
+          <w:lang w:val="hu-HU"/>
+        </w:rPr>
+        <w:t>for</w:t>
+      </w:r>
+      <w:proofErr w:type="spellEnd"/>
+      <w:r>
+        <w:rPr>
+          <w:lang w:val="hu-HU"/>
+        </w:rPr>
+        <w:t xml:space="preserve"> </w:t>
+      </w:r>
+      <w:proofErr w:type="spellStart"/>
+      <w:r>
+        <w:rPr>
+          <w:lang w:val="hu-HU"/>
+        </w:rPr>
+        <w:t>Fun</w:t>
+      </w:r>
+      <w:proofErr w:type="spellEnd"/>
+      <w:r>
+        <w:rPr>
+          <w:lang w:val="hu-HU"/>
+        </w:rPr>
+        <w:t xml:space="preserve"> and Profit</w:t>
       </w:r>
     </w:p>
     <w:p>
@@ -597,128 +732,6 @@
     <w:p>
       <w:pPr>
         <w:pStyle w:val="Heading2"/>
-      </w:pPr>
-      <w:proofErr w:type="spellStart"/>
-      <w:r>
-        <w:rPr>
-          <w:lang w:val="hu-HU"/>
-        </w:rPr>
-        <w:t>Shellcode</w:t>
-      </w:r>
-      <w:proofErr w:type="spellEnd"/>
-    </w:p>
-    <w:p>
-      <w:pPr>
-        <w:rPr>
-          <w:i/>
-          <w:iCs/>
-        </w:rPr>
-      </w:pPr>
-      <w:r>
-        <w:rPr>
-          <w:i/>
-          <w:iCs/>
-        </w:rPr>
-        <w:t>(Short introduction)</w:t>
-      </w:r>
-    </w:p>
-    <w:p>
-      <w:pPr>
-        <w:pStyle w:val="Heading1"/>
-        <w:rPr>
-          <w:lang w:val="hu-HU"/>
-        </w:rPr>
-      </w:pPr>
-      <w:proofErr w:type="spellStart"/>
-      <w:r>
-        <w:rPr>
-          <w:lang w:val="hu-HU"/>
-        </w:rPr>
-        <w:lastRenderedPageBreak/>
-        <w:t>Smashing</w:t>
-      </w:r>
-      <w:proofErr w:type="spellEnd"/>
-      <w:r>
-        <w:rPr>
-          <w:lang w:val="hu-HU"/>
-        </w:rPr>
-        <w:t xml:space="preserve"> </w:t>
-      </w:r>
-      <w:proofErr w:type="spellStart"/>
-      <w:r>
-        <w:rPr>
-          <w:lang w:val="hu-HU"/>
-        </w:rPr>
-        <w:t>the</w:t>
-      </w:r>
-      <w:proofErr w:type="spellEnd"/>
-      <w:r>
-        <w:rPr>
-          <w:lang w:val="hu-HU"/>
-        </w:rPr>
-        <w:t xml:space="preserve"> </w:t>
-      </w:r>
-      <w:proofErr w:type="spellStart"/>
-      <w:r>
-        <w:rPr>
-          <w:lang w:val="hu-HU"/>
-        </w:rPr>
-        <w:t>Stack</w:t>
-      </w:r>
-      <w:proofErr w:type="spellEnd"/>
-      <w:r>
-        <w:rPr>
-          <w:lang w:val="hu-HU"/>
-        </w:rPr>
-        <w:t xml:space="preserve"> </w:t>
-      </w:r>
-      <w:proofErr w:type="spellStart"/>
-      <w:r>
-        <w:rPr>
-          <w:lang w:val="hu-HU"/>
-        </w:rPr>
-        <w:t>for</w:t>
-      </w:r>
-      <w:proofErr w:type="spellEnd"/>
-      <w:r>
-        <w:rPr>
-          <w:lang w:val="hu-HU"/>
-        </w:rPr>
-        <w:t xml:space="preserve"> </w:t>
-      </w:r>
-      <w:proofErr w:type="spellStart"/>
-      <w:r>
-        <w:rPr>
-          <w:lang w:val="hu-HU"/>
-        </w:rPr>
-        <w:t>Fun</w:t>
-      </w:r>
-      <w:proofErr w:type="spellEnd"/>
-      <w:r>
-        <w:rPr>
-          <w:lang w:val="hu-HU"/>
-        </w:rPr>
-        <w:t xml:space="preserve"> and Profit</w:t>
-      </w:r>
-    </w:p>
-    <w:p>
-      <w:pPr>
-        <w:rPr>
-          <w:i/>
-          <w:iCs/>
-        </w:rPr>
-      </w:pPr>
-      <w:r>
-        <w:rPr>
-          <w:i/>
-          <w:iCs/>
-        </w:rPr>
-        <w:t>(Short introduction)</w:t>
-      </w:r>
-    </w:p>
-    <w:p>
-      <w:pPr>
-        <w:pStyle w:val="Heading2"/>
         <w:rPr>
           <w:lang w:val="hu-HU"/>
         </w:rPr>
@@ -834,8 +847,8 @@
       </w:r>
     </w:p>
     <w:sectPr>
-      <w:headerReference w:type="even" r:id="rId14"/>
-      <w:footerReference w:type="default" r:id="rId15"/>
+      <w:headerReference w:type="even" r:id="rId16"/>
+      <w:footerReference w:type="default" r:id="rId17"/>
       <w:type w:val="continuous"/>
       <w:pgSz w:w="11907" w:h="16840" w:code="9"/>
       <w:pgMar w:top="1418" w:right="1418" w:bottom="1418" w:left="1418" w:header="709" w:footer="709" w:gutter="567"/>
@@ -6211,6 +6224,7 @@
   <w:style w:type="character" w:default="1" w:styleId="DefaultParagraphFont">
     <w:name w:val="Default Paragraph Font"/>
     <w:uiPriority w:val="1"/>
+    <w:semiHidden/>
     <w:unhideWhenUsed/>
   </w:style>
   <w:style w:type="table" w:default="1" w:styleId="TableNormal">
@@ -7472,14 +7486,6 @@
 </file>
 
 <file path=customXml/item1.xml><?xml version="1.0" encoding="utf-8"?>
-<p:properties xmlns:p="http://schemas.microsoft.com/office/2006/metadata/properties" xmlns:xsi="http://www.w3.org/2001/XMLSchema-instance" xmlns:pc="http://schemas.microsoft.com/office/infopath/2007/PartnerControls">
-  <documentManagement>
-    <_activity xmlns="2c71b88f-36ae-449a-8a52-10e2658bdd67" xsi:nil="true"/>
-  </documentManagement>
-</p:properties>
-</file>
-
-<file path=customXml/item2.xml><?xml version="1.0" encoding="utf-8"?>
 <b:Sources xmlns:b="http://schemas.openxmlformats.org/officeDocument/2006/bibliography" xmlns="http://schemas.openxmlformats.org/officeDocument/2006/bibliography" SelectedStyle="\IEEE2006OfficeOnline.xsl" StyleName="IEEE" Version="2006">
   <b:Source>
     <b:Tag>Mic24</b:Tag>
@@ -7678,7 +7684,24 @@
 </b:Sources>
 </file>
 
+<file path=customXml/item2.xml><?xml version="1.0" encoding="utf-8"?>
+<p:properties xmlns:p="http://schemas.microsoft.com/office/2006/metadata/properties" xmlns:xsi="http://www.w3.org/2001/XMLSchema-instance" xmlns:pc="http://schemas.microsoft.com/office/infopath/2007/PartnerControls">
+  <documentManagement>
+    <_activity xmlns="2c71b88f-36ae-449a-8a52-10e2658bdd67" xsi:nil="true"/>
+  </documentManagement>
+</p:properties>
+</file>
+
 <file path=customXml/item3.xml><?xml version="1.0" encoding="utf-8"?>
+<?mso-contentType ?>
+<FormTemplates xmlns="http://schemas.microsoft.com/sharepoint/v3/contenttype/forms">
+  <Display>DocumentLibraryForm</Display>
+  <Edit>DocumentLibraryForm</Edit>
+  <New>DocumentLibraryForm</New>
+</FormTemplates>
+</file>
+
+<file path=customXml/item4.xml><?xml version="1.0" encoding="utf-8"?>
 <ct:contentTypeSchema xmlns:ct="http://schemas.microsoft.com/office/2006/metadata/contentType" xmlns:ma="http://schemas.microsoft.com/office/2006/metadata/properties/metaAttributes" ct:_="" ma:_="" ma:contentTypeName="Dokumentum" ma:contentTypeID="0x010100804405677F68524E887B9BAD647EC267" ma:contentTypeVersion="17" ma:contentTypeDescription="Új dokumentum létrehozása." ma:contentTypeScope="" ma:versionID="76fc60fa35090df738af56597c20442c">
   <xsd:schema xmlns:xsd="http://www.w3.org/2001/XMLSchema" xmlns:xs="http://www.w3.org/2001/XMLSchema" xmlns:p="http://schemas.microsoft.com/office/2006/metadata/properties" xmlns:ns3="2c71b88f-36ae-449a-8a52-10e2658bdd67" xmlns:ns4="ae689388-e07a-4908-9d5a-df7298fe66fc" targetNamespace="http://schemas.microsoft.com/office/2006/metadata/properties" ma:root="true" ma:fieldsID="b0fbbcf4c3d3a80139dc1bb83a4232cb" ns3:_="" ns4:_="">
     <xsd:import namespace="2c71b88f-36ae-449a-8a52-10e2658bdd67"/>
@@ -7925,16 +7948,15 @@
 </ct:contentTypeSchema>
 </file>
 
-<file path=customXml/item4.xml><?xml version="1.0" encoding="utf-8"?>
-<?mso-contentType ?>
-<FormTemplates xmlns="http://schemas.microsoft.com/sharepoint/v3/contenttype/forms">
-  <Display>DocumentLibraryForm</Display>
-  <Edit>DocumentLibraryForm</Edit>
-  <New>DocumentLibraryForm</New>
-</FormTemplates>
+<file path=customXml/itemProps1.xml><?xml version="1.0" encoding="utf-8"?>
+<ds:datastoreItem xmlns:ds="http://schemas.openxmlformats.org/officeDocument/2006/customXml" ds:itemID="{C30AA391-316B-4E95-AE8C-64681E201677}">
+  <ds:schemaRefs>
+    <ds:schemaRef ds:uri="http://schemas.openxmlformats.org/officeDocument/2006/bibliography"/>
+  </ds:schemaRefs>
+</ds:datastoreItem>
 </file>
 
-<file path=customXml/itemProps1.xml><?xml version="1.0" encoding="utf-8"?>
+<file path=customXml/itemProps2.xml><?xml version="1.0" encoding="utf-8"?>
 <ds:datastoreItem xmlns:ds="http://schemas.openxmlformats.org/officeDocument/2006/customXml" ds:itemID="{5283BDE5-2110-47A1-B6BF-261D767F66A4}">
   <ds:schemaRefs>
     <ds:schemaRef ds:uri="http://schemas.microsoft.com/office/2006/metadata/properties"/>
@@ -7944,15 +7966,15 @@
 </ds:datastoreItem>
 </file>
 
-<file path=customXml/itemProps2.xml><?xml version="1.0" encoding="utf-8"?>
-<ds:datastoreItem xmlns:ds="http://schemas.openxmlformats.org/officeDocument/2006/customXml" ds:itemID="{C30AA391-316B-4E95-AE8C-64681E201677}">
+<file path=customXml/itemProps3.xml><?xml version="1.0" encoding="utf-8"?>
+<ds:datastoreItem xmlns:ds="http://schemas.openxmlformats.org/officeDocument/2006/customXml" ds:itemID="{BFA6786E-AF7B-4A38-BBCA-BF31ECFEA1DF}">
   <ds:schemaRefs>
-    <ds:schemaRef ds:uri="http://schemas.openxmlformats.org/officeDocument/2006/bibliography"/>
+    <ds:schemaRef ds:uri="http://schemas.microsoft.com/sharepoint/v3/contenttype/forms"/>
   </ds:schemaRefs>
 </ds:datastoreItem>
 </file>
 
-<file path=customXml/itemProps3.xml><?xml version="1.0" encoding="utf-8"?>
+<file path=customXml/itemProps4.xml><?xml version="1.0" encoding="utf-8"?>
 <ds:datastoreItem xmlns:ds="http://schemas.openxmlformats.org/officeDocument/2006/customXml" ds:itemID="{0B5E8B16-0AFB-408B-BF8C-70E4A1B923B3}">
   <ds:schemaRefs>
     <ds:schemaRef ds:uri="http://schemas.microsoft.com/office/2006/metadata/contentType"/>
@@ -7969,12 +7991,4 @@
     <ds:schemaRef ds:uri="http://schemas.microsoft.com/internal/obd"/>
   </ds:schemaRefs>
 </ds:datastoreItem>
-</file>
-
-<file path=customXml/itemProps4.xml><?xml version="1.0" encoding="utf-8"?>
-<ds:datastoreItem xmlns:ds="http://schemas.openxmlformats.org/officeDocument/2006/customXml" ds:itemID="{BFA6786E-AF7B-4A38-BBCA-BF31ECFEA1DF}">
-  <ds:schemaRefs>
-    <ds:schemaRef ds:uri="http://schemas.microsoft.com/sharepoint/v3/contenttype/forms"/>
-  </ds:schemaRefs>
-</ds:datastoreItem>
 </file>
--- a/3/Assignment_3_documentation.docx
+++ b/3/Assignment_3_documentation.docx
@@ -510,7 +510,7 @@
           <v:shape id="_x0000_i1025" type="#_x0000_t75" style="width:453.75pt;height:681pt" o:ole="">
             <v:imagedata r:id="rId12" o:title=""/>
           </v:shape>
-          <o:OLEObject Type="Embed" ProgID="Word.Document.12" ShapeID="_x0000_i1025" DrawAspect="Content" ObjectID="_1842900493" r:id="rId13">
+          <o:OLEObject Type="Embed" ProgID="Word.Document.12" ShapeID="_x0000_i1025" DrawAspect="Content" ObjectID="_1842944855" r:id="rId13">
             <o:FieldCodes>\s</o:FieldCodes>
           </o:OLEObject>
         </w:object>
@@ -598,10 +598,10 @@
       </w:pPr>
       <w:r>
         <w:object w:dxaOrig="9072" w:dyaOrig="11609" w14:anchorId="7C44F73B">
-          <v:shape id="_x0000_i1033" type="#_x0000_t75" style="width:453.75pt;height:580.5pt" o:ole="">
+          <v:shape id="_x0000_i1026" type="#_x0000_t75" style="width:453.75pt;height:580.5pt" o:ole="">
             <v:imagedata r:id="rId14" o:title=""/>
           </v:shape>
-          <o:OLEObject Type="Embed" ProgID="Word.Document.12" ShapeID="_x0000_i1033" DrawAspect="Content" ObjectID="_1842900494" r:id="rId15">
+          <o:OLEObject Type="Embed" ProgID="Word.Document.12" ShapeID="_x0000_i1026" DrawAspect="Content" ObjectID="_1842944856" r:id="rId15">
             <o:FieldCodes>\s</o:FieldCodes>
           </o:OLEObject>
         </w:object>
@@ -619,6 +619,220 @@
         <w:t>Shellcode</w:t>
       </w:r>
       <w:proofErr w:type="spellEnd"/>
+    </w:p>
+    <w:p>
+      <w:r>
+        <w:t xml:space="preserve">The main difference between the previous task and this one is that the shell code cannot have null bytes in it as that would result in the termination of the process. The trick is to push the null bytes onto the stack and form the strings and the pointers directly </w:t>
+      </w:r>
+      <w:r>
+        <w:t>onto</w:t>
+      </w:r>
+      <w:r>
+        <w:t xml:space="preserve"> the stack instead of in the operation.</w:t>
+      </w:r>
+    </w:p>
+    <w:p>
+      <w:r>
+        <w:lastRenderedPageBreak/>
+        <w:t xml:space="preserve">In the task we take a look at the Linux </w:t>
+      </w:r>
+      <w:proofErr w:type="spellStart"/>
+      <w:r>
+        <w:t>syscall</w:t>
+      </w:r>
+      <w:proofErr w:type="spellEnd"/>
+      <w:r>
+        <w:t xml:space="preserve"> list and set the registers based on the </w:t>
+      </w:r>
+      <w:proofErr w:type="spellStart"/>
+      <w:r>
+        <w:t>execve</w:t>
+      </w:r>
+      <w:proofErr w:type="spellEnd"/>
+      <w:r>
+        <w:t xml:space="preserve"> call. We push the filename string, the </w:t>
+      </w:r>
+      <w:proofErr w:type="spellStart"/>
+      <w:r>
+        <w:t>argv</w:t>
+      </w:r>
+      <w:proofErr w:type="spellEnd"/>
+      <w:r>
+        <w:t xml:space="preserve"> array and the </w:t>
+      </w:r>
+      <w:proofErr w:type="spellStart"/>
+      <w:r>
+        <w:t>envp</w:t>
+      </w:r>
+      <w:proofErr w:type="spellEnd"/>
+      <w:r>
+        <w:t xml:space="preserve"> parameters to the stack and call the kernel.</w:t>
+      </w:r>
+    </w:p>
+    <w:bookmarkStart w:id="2" w:name="_MON_1842944174"/>
+    <w:bookmarkEnd w:id="2"/>
+    <w:p>
+      <w:pPr>
+        <w:pStyle w:val="Picture"/>
+      </w:pPr>
+      <w:r>
+        <w:object w:dxaOrig="9072" w:dyaOrig="8664" w14:anchorId="1A599E7D">
+          <v:shape id="_x0000_i1028" type="#_x0000_t75" style="width:453.75pt;height:433.5pt" o:ole="">
+            <v:imagedata r:id="rId16" o:title=""/>
+          </v:shape>
+          <o:OLEObject Type="Embed" ProgID="Word.Document.12" ShapeID="_x0000_i1028" DrawAspect="Content" ObjectID="_1842944857" r:id="rId17">
+            <o:FieldCodes>\s</o:FieldCodes>
+          </o:OLEObject>
+        </w:object>
+      </w:r>
+    </w:p>
+    <w:p>
+      <w:r>
+        <w:t xml:space="preserve">After we link and run the assembly </w:t>
+      </w:r>
+      <w:r>
+        <w:t>code,</w:t>
+      </w:r>
+      <w:r>
+        <w:t xml:space="preserve"> we </w:t>
+      </w:r>
+      <w:r>
+        <w:t xml:space="preserve">can </w:t>
+      </w:r>
+      <w:r>
+        <w:t>write</w:t>
+      </w:r>
+      <w:r>
+        <w:t xml:space="preserve"> down</w:t>
+      </w:r>
+      <w:r>
+        <w:t xml:space="preserve"> the bytes of the shell code</w:t>
+      </w:r>
+      <w:r>
+        <w:t xml:space="preserve"> from the disassembly.</w:t>
+      </w:r>
+    </w:p>
+    <w:p>
+      <w:pPr>
+        <w:pStyle w:val="Picture"/>
+      </w:pPr>
+      <w:r>
+        <w:lastRenderedPageBreak/>
+        <w:drawing>
+          <wp:inline distT="0" distB="0" distL="0" distR="0" wp14:anchorId="480E5ABF" wp14:editId="69BC368A">
+            <wp:extent cx="5058481" cy="2734057"/>
+            <wp:effectExtent l="0" t="0" r="0" b="9525"/>
+            <wp:docPr id="975739413" name="Picture 1"/>
+            <wp:cNvGraphicFramePr>
+              <a:graphicFrameLocks xmlns:a="http://schemas.openxmlformats.org/drawingml/2006/main" noChangeAspect="1"/>
+            </wp:cNvGraphicFramePr>
+            <a:graphic xmlns:a="http://schemas.openxmlformats.org/drawingml/2006/main">
+              <a:graphicData uri="http://schemas.openxmlformats.org/drawingml/2006/picture">
+                <pic:pic xmlns:pic="http://schemas.openxmlformats.org/drawingml/2006/picture">
+                  <pic:nvPicPr>
+                    <pic:cNvPr id="975739413" name=""/>
+                    <pic:cNvPicPr/>
+                  </pic:nvPicPr>
+                  <pic:blipFill>
+                    <a:blip r:embed="rId18"/>
+                    <a:stretch>
+                      <a:fillRect/>
+                    </a:stretch>
+                  </pic:blipFill>
+                  <pic:spPr>
+                    <a:xfrm>
+                      <a:off x="0" y="0"/>
+                      <a:ext cx="5058481" cy="2734057"/>
+                    </a:xfrm>
+                    <a:prstGeom prst="rect">
+                      <a:avLst/>
+                    </a:prstGeom>
+                  </pic:spPr>
+                </pic:pic>
+              </a:graphicData>
+            </a:graphic>
+          </wp:inline>
+        </w:drawing>
+      </w:r>
+    </w:p>
+    <w:p>
+      <w:pPr>
+        <w:pStyle w:val="Heading1"/>
+        <w:rPr>
+          <w:lang w:val="hu-HU"/>
+        </w:rPr>
+      </w:pPr>
+      <w:proofErr w:type="spellStart"/>
+      <w:r>
+        <w:rPr>
+          <w:lang w:val="hu-HU"/>
+        </w:rPr>
+        <w:lastRenderedPageBreak/>
+        <w:t>Smashing</w:t>
+      </w:r>
+      <w:proofErr w:type="spellEnd"/>
+      <w:r>
+        <w:rPr>
+          <w:lang w:val="hu-HU"/>
+        </w:rPr>
+        <w:t xml:space="preserve"> </w:t>
+      </w:r>
+      <w:proofErr w:type="spellStart"/>
+      <w:r>
+        <w:rPr>
+          <w:lang w:val="hu-HU"/>
+        </w:rPr>
+        <w:t>the</w:t>
+      </w:r>
+      <w:proofErr w:type="spellEnd"/>
+      <w:r>
+        <w:rPr>
+          <w:lang w:val="hu-HU"/>
+        </w:rPr>
+        <w:t xml:space="preserve"> </w:t>
+      </w:r>
+      <w:proofErr w:type="spellStart"/>
+      <w:r>
+        <w:rPr>
+          <w:lang w:val="hu-HU"/>
+        </w:rPr>
+        <w:t>Stack</w:t>
+      </w:r>
+      <w:proofErr w:type="spellEnd"/>
+      <w:r>
+        <w:rPr>
+          <w:lang w:val="hu-HU"/>
+        </w:rPr>
+        <w:t xml:space="preserve"> </w:t>
+      </w:r>
+      <w:proofErr w:type="spellStart"/>
+      <w:r>
+        <w:rPr>
+          <w:lang w:val="hu-HU"/>
+        </w:rPr>
+        <w:t>for</w:t>
+      </w:r>
+      <w:proofErr w:type="spellEnd"/>
+      <w:r>
+        <w:rPr>
+          <w:lang w:val="hu-HU"/>
+        </w:rPr>
+        <w:t xml:space="preserve"> </w:t>
+      </w:r>
+      <w:proofErr w:type="spellStart"/>
+      <w:r>
+        <w:rPr>
+          <w:lang w:val="hu-HU"/>
+        </w:rPr>
+        <w:t>Fun</w:t>
+      </w:r>
+      <w:proofErr w:type="spellEnd"/>
+      <w:r>
+        <w:rPr>
+          <w:lang w:val="hu-HU"/>
+        </w:rPr>
+        <w:t xml:space="preserve"> and Profit</w:t>
+      </w:r>
     </w:p>
     <w:p>
       <w:pPr>
@@ -637,100 +851,6 @@
     </w:p>
     <w:p>
       <w:pPr>
-        <w:pStyle w:val="Heading1"/>
-        <w:rPr>
-          <w:lang w:val="hu-HU"/>
-        </w:rPr>
-      </w:pPr>
-      <w:proofErr w:type="spellStart"/>
-      <w:r>
-        <w:rPr>
-          <w:lang w:val="hu-HU"/>
-        </w:rPr>
-        <w:lastRenderedPageBreak/>
-        <w:t>Smashing</w:t>
-      </w:r>
-      <w:proofErr w:type="spellEnd"/>
-      <w:r>
-        <w:rPr>
-          <w:lang w:val="hu-HU"/>
-        </w:rPr>
-        <w:t xml:space="preserve"> </w:t>
-      </w:r>
-      <w:proofErr w:type="spellStart"/>
-      <w:r>
-        <w:rPr>
-          <w:lang w:val="hu-HU"/>
-        </w:rPr>
-        <w:t>the</w:t>
-      </w:r>
-      <w:proofErr w:type="spellEnd"/>
-      <w:r>
-        <w:rPr>
-          <w:lang w:val="hu-HU"/>
-        </w:rPr>
-        <w:t xml:space="preserve"> </w:t>
-      </w:r>
-      <w:proofErr w:type="spellStart"/>
-      <w:r>
-        <w:rPr>
-          <w:lang w:val="hu-HU"/>
-        </w:rPr>
-        <w:t>Stack</w:t>
-      </w:r>
-      <w:proofErr w:type="spellEnd"/>
-      <w:r>
-        <w:rPr>
-          <w:lang w:val="hu-HU"/>
-        </w:rPr>
-        <w:t xml:space="preserve"> </w:t>
-      </w:r>
-      <w:proofErr w:type="spellStart"/>
-      <w:r>
-        <w:rPr>
-          <w:lang w:val="hu-HU"/>
-        </w:rPr>
-        <w:t>for</w:t>
-      </w:r>
-      <w:proofErr w:type="spellEnd"/>
-      <w:r>
-        <w:rPr>
-          <w:lang w:val="hu-HU"/>
-        </w:rPr>
-        <w:t xml:space="preserve"> </w:t>
-      </w:r>
-      <w:proofErr w:type="spellStart"/>
-      <w:r>
-        <w:rPr>
-          <w:lang w:val="hu-HU"/>
-        </w:rPr>
-        <w:t>Fun</w:t>
-      </w:r>
-      <w:proofErr w:type="spellEnd"/>
-      <w:r>
-        <w:rPr>
-          <w:lang w:val="hu-HU"/>
-        </w:rPr>
-        <w:t xml:space="preserve"> and Profit</w:t>
-      </w:r>
-    </w:p>
-    <w:p>
-      <w:pPr>
-        <w:rPr>
-          <w:i/>
-          <w:iCs/>
-        </w:rPr>
-      </w:pPr>
-      <w:r>
-        <w:rPr>
-          <w:i/>
-          <w:iCs/>
-        </w:rPr>
-        <w:t>(Short introduction)</w:t>
-      </w:r>
-    </w:p>
-    <w:p>
-      <w:pPr>
         <w:pStyle w:val="Heading2"/>
         <w:rPr>
           <w:lang w:val="hu-HU"/>
@@ -847,8 +967,8 @@
       </w:r>
     </w:p>
     <w:sectPr>
-      <w:headerReference w:type="even" r:id="rId16"/>
-      <w:footerReference w:type="default" r:id="rId17"/>
+      <w:headerReference w:type="even" r:id="rId19"/>
+      <w:footerReference w:type="default" r:id="rId20"/>
       <w:type w:val="continuous"/>
       <w:pgSz w:w="11907" w:h="16840" w:code="9"/>
       <w:pgMar w:top="1418" w:right="1418" w:bottom="1418" w:left="1418" w:header="709" w:footer="709" w:gutter="567"/>
@@ -7486,6 +7606,14 @@
 </file>
 
 <file path=customXml/item1.xml><?xml version="1.0" encoding="utf-8"?>
+<p:properties xmlns:p="http://schemas.microsoft.com/office/2006/metadata/properties" xmlns:xsi="http://www.w3.org/2001/XMLSchema-instance" xmlns:pc="http://schemas.microsoft.com/office/infopath/2007/PartnerControls">
+  <documentManagement>
+    <_activity xmlns="2c71b88f-36ae-449a-8a52-10e2658bdd67" xsi:nil="true"/>
+  </documentManagement>
+</p:properties>
+</file>
+
+<file path=customXml/item2.xml><?xml version="1.0" encoding="utf-8"?>
 <b:Sources xmlns:b="http://schemas.openxmlformats.org/officeDocument/2006/bibliography" xmlns="http://schemas.openxmlformats.org/officeDocument/2006/bibliography" SelectedStyle="\IEEE2006OfficeOnline.xsl" StyleName="IEEE" Version="2006">
   <b:Source>
     <b:Tag>Mic24</b:Tag>
@@ -7684,24 +7812,7 @@
 </b:Sources>
 </file>
 
-<file path=customXml/item2.xml><?xml version="1.0" encoding="utf-8"?>
-<p:properties xmlns:p="http://schemas.microsoft.com/office/2006/metadata/properties" xmlns:xsi="http://www.w3.org/2001/XMLSchema-instance" xmlns:pc="http://schemas.microsoft.com/office/infopath/2007/PartnerControls">
-  <documentManagement>
-    <_activity xmlns="2c71b88f-36ae-449a-8a52-10e2658bdd67" xsi:nil="true"/>
-  </documentManagement>
-</p:properties>
-</file>
-
 <file path=customXml/item3.xml><?xml version="1.0" encoding="utf-8"?>
-<?mso-contentType ?>
-<FormTemplates xmlns="http://schemas.microsoft.com/sharepoint/v3/contenttype/forms">
-  <Display>DocumentLibraryForm</Display>
-  <Edit>DocumentLibraryForm</Edit>
-  <New>DocumentLibraryForm</New>
-</FormTemplates>
-</file>
-
-<file path=customXml/item4.xml><?xml version="1.0" encoding="utf-8"?>
 <ct:contentTypeSchema xmlns:ct="http://schemas.microsoft.com/office/2006/metadata/contentType" xmlns:ma="http://schemas.microsoft.com/office/2006/metadata/properties/metaAttributes" ct:_="" ma:_="" ma:contentTypeName="Dokumentum" ma:contentTypeID="0x010100804405677F68524E887B9BAD647EC267" ma:contentTypeVersion="17" ma:contentTypeDescription="Új dokumentum létrehozása." ma:contentTypeScope="" ma:versionID="76fc60fa35090df738af56597c20442c">
   <xsd:schema xmlns:xsd="http://www.w3.org/2001/XMLSchema" xmlns:xs="http://www.w3.org/2001/XMLSchema" xmlns:p="http://schemas.microsoft.com/office/2006/metadata/properties" xmlns:ns3="2c71b88f-36ae-449a-8a52-10e2658bdd67" xmlns:ns4="ae689388-e07a-4908-9d5a-df7298fe66fc" targetNamespace="http://schemas.microsoft.com/office/2006/metadata/properties" ma:root="true" ma:fieldsID="b0fbbcf4c3d3a80139dc1bb83a4232cb" ns3:_="" ns4:_="">
     <xsd:import namespace="2c71b88f-36ae-449a-8a52-10e2658bdd67"/>
@@ -7948,15 +8059,16 @@
 </ct:contentTypeSchema>
 </file>
 
-<file path=customXml/itemProps1.xml><?xml version="1.0" encoding="utf-8"?>
-<ds:datastoreItem xmlns:ds="http://schemas.openxmlformats.org/officeDocument/2006/customXml" ds:itemID="{C30AA391-316B-4E95-AE8C-64681E201677}">
-  <ds:schemaRefs>
-    <ds:schemaRef ds:uri="http://schemas.openxmlformats.org/officeDocument/2006/bibliography"/>
-  </ds:schemaRefs>
-</ds:datastoreItem>
+<file path=customXml/item4.xml><?xml version="1.0" encoding="utf-8"?>
+<?mso-contentType ?>
+<FormTemplates xmlns="http://schemas.microsoft.com/sharepoint/v3/contenttype/forms">
+  <Display>DocumentLibraryForm</Display>
+  <Edit>DocumentLibraryForm</Edit>
+  <New>DocumentLibraryForm</New>
+</FormTemplates>
 </file>
 
-<file path=customXml/itemProps2.xml><?xml version="1.0" encoding="utf-8"?>
+<file path=customXml/itemProps1.xml><?xml version="1.0" encoding="utf-8"?>
 <ds:datastoreItem xmlns:ds="http://schemas.openxmlformats.org/officeDocument/2006/customXml" ds:itemID="{5283BDE5-2110-47A1-B6BF-261D767F66A4}">
   <ds:schemaRefs>
     <ds:schemaRef ds:uri="http://schemas.microsoft.com/office/2006/metadata/properties"/>
@@ -7966,15 +8078,15 @@
 </ds:datastoreItem>
 </file>
 
-<file path=customXml/itemProps3.xml><?xml version="1.0" encoding="utf-8"?>
-<ds:datastoreItem xmlns:ds="http://schemas.openxmlformats.org/officeDocument/2006/customXml" ds:itemID="{BFA6786E-AF7B-4A38-BBCA-BF31ECFEA1DF}">
+<file path=customXml/itemProps2.xml><?xml version="1.0" encoding="utf-8"?>
+<ds:datastoreItem xmlns:ds="http://schemas.openxmlformats.org/officeDocument/2006/customXml" ds:itemID="{C30AA391-316B-4E95-AE8C-64681E201677}">
   <ds:schemaRefs>
-    <ds:schemaRef ds:uri="http://schemas.microsoft.com/sharepoint/v3/contenttype/forms"/>
+    <ds:schemaRef ds:uri="http://schemas.openxmlformats.org/officeDocument/2006/bibliography"/>
   </ds:schemaRefs>
 </ds:datastoreItem>
 </file>
 
-<file path=customXml/itemProps4.xml><?xml version="1.0" encoding="utf-8"?>
+<file path=customXml/itemProps3.xml><?xml version="1.0" encoding="utf-8"?>
 <ds:datastoreItem xmlns:ds="http://schemas.openxmlformats.org/officeDocument/2006/customXml" ds:itemID="{0B5E8B16-0AFB-408B-BF8C-70E4A1B923B3}">
   <ds:schemaRefs>
     <ds:schemaRef ds:uri="http://schemas.microsoft.com/office/2006/metadata/contentType"/>
@@ -7991,4 +8103,12 @@
     <ds:schemaRef ds:uri="http://schemas.microsoft.com/internal/obd"/>
   </ds:schemaRefs>
 </ds:datastoreItem>
+</file>
+
+<file path=customXml/itemProps4.xml><?xml version="1.0" encoding="utf-8"?>
+<ds:datastoreItem xmlns:ds="http://schemas.openxmlformats.org/officeDocument/2006/customXml" ds:itemID="{BFA6786E-AF7B-4A38-BBCA-BF31ECFEA1DF}">
+  <ds:schemaRefs>
+    <ds:schemaRef ds:uri="http://schemas.microsoft.com/sharepoint/v3/contenttype/forms"/>
+  </ds:schemaRefs>
+</ds:datastoreItem>
 </file>
--- a/3/Assignment_3_documentation.docx
+++ b/3/Assignment_3_documentation.docx
@@ -92,13 +92,8 @@
       <w:pPr>
         <w:pStyle w:val="Cmlapkarstanszk"/>
       </w:pPr>
-      <w:proofErr w:type="spellStart"/>
-      <w:r>
-        <w:t>Systemsicherheit</w:t>
-      </w:r>
-      <w:proofErr w:type="spellEnd"/>
-      <w:r>
-        <w:t xml:space="preserve"> (211011-SS 2026)</w:t>
+      <w:r>
+        <w:t>Systemsicherheit (211011-SS 2026)</w:t>
       </w:r>
     </w:p>
     <w:p/>
@@ -336,12 +331,10 @@
       <w:pPr>
         <w:pStyle w:val="Heading1"/>
       </w:pPr>
-      <w:proofErr w:type="spellStart"/>
       <w:r>
         <w:lastRenderedPageBreak/>
         <w:t>Crackme</w:t>
       </w:r>
-      <w:proofErr w:type="spellEnd"/>
     </w:p>
     <w:p>
       <w:r>
@@ -364,31 +357,7 @@
         <w:t xml:space="preserve"> analy</w:t>
       </w:r>
       <w:r>
-        <w:t xml:space="preserve">ze the assembly code that runs with the </w:t>
-      </w:r>
-      <w:proofErr w:type="spellStart"/>
-      <w:r>
-        <w:t>crackme</w:t>
-      </w:r>
-      <w:proofErr w:type="spellEnd"/>
-      <w:r>
-        <w:t xml:space="preserve"> program. From the hints we know that the secret key is checked in the </w:t>
-      </w:r>
-      <w:proofErr w:type="spellStart"/>
-      <w:r>
-        <w:t>verify_key</w:t>
-      </w:r>
-      <w:proofErr w:type="spellEnd"/>
-      <w:r>
-        <w:t xml:space="preserve"> function with the </w:t>
-      </w:r>
-      <w:proofErr w:type="spellStart"/>
-      <w:r>
-        <w:t>strcmp</w:t>
-      </w:r>
-      <w:proofErr w:type="spellEnd"/>
-      <w:r>
-        <w:t xml:space="preserve"> C function. So, if we are able to get to the data that is compared in that call then we can get the key.</w:t>
+        <w:t>ze the assembly code that runs with the crackme program. From the hints we know that the secret key is checked in the verify_key function with the strcmp C function. So, if we are able to get to the data that is compared in that call then we can get the key.</w:t>
       </w:r>
     </w:p>
     <w:p>
@@ -399,26 +368,13 @@
         <w:t>the “</w:t>
       </w:r>
       <w:r>
-        <w:t xml:space="preserve">info address </w:t>
-      </w:r>
-      <w:proofErr w:type="spellStart"/>
-      <w:r>
-        <w:t>verify_key</w:t>
-      </w:r>
-      <w:proofErr w:type="spellEnd"/>
+        <w:t>info address verify_key</w:t>
+      </w:r>
       <w:r>
         <w:t>”</w:t>
       </w:r>
       <w:r>
-        <w:t xml:space="preserve"> command we can get the address of the validating function and disassemble it. In the function we found the call that executes </w:t>
-      </w:r>
-      <w:proofErr w:type="spellStart"/>
-      <w:r>
-        <w:t>strcmp</w:t>
-      </w:r>
-      <w:proofErr w:type="spellEnd"/>
-      <w:r>
-        <w:t>. If we put a breakpoint before the function is called, we can see what values are pushed to the stack.</w:t>
+        <w:t xml:space="preserve"> command we can get the address of the validating function and disassemble it. In the function we found the call that executes strcmp. If we put a breakpoint before the function is called, we can see what values are pushed to the stack.</w:t>
       </w:r>
     </w:p>
     <w:p>
@@ -431,23 +387,7 @@
     </w:p>
     <w:p>
       <w:r>
-        <w:t xml:space="preserve">The reasoning for that can be seen in the </w:t>
-      </w:r>
-      <w:proofErr w:type="spellStart"/>
-      <w:r>
-        <w:t>verify_key</w:t>
-      </w:r>
-      <w:proofErr w:type="spellEnd"/>
-      <w:r>
-        <w:t xml:space="preserve"> function. Before calling the </w:t>
-      </w:r>
-      <w:proofErr w:type="spellStart"/>
-      <w:r>
-        <w:t>strcmp</w:t>
-      </w:r>
-      <w:proofErr w:type="spellEnd"/>
-      <w:r>
-        <w:t xml:space="preserve"> function the input goes through a loop. Each </w:t>
+        <w:t xml:space="preserve">The reasoning for that can be seen in the verify_key function. Before calling the strcmp function the input goes through a loop. Each </w:t>
       </w:r>
       <w:r>
         <w:t>character in the input is subtracted by their index in the string times two. When we add these to “MMNNQ” and look at the ASCII values we get the key “MORTY”. This key is validated by the program.</w:t>
@@ -469,15 +409,7 @@
         <w:t xml:space="preserve">In order to reconstruct the code, we have to dissemble the main function as well. We can see that there is no other function call in it. </w:t>
       </w:r>
       <w:r>
-        <w:t xml:space="preserve">The rest of the code simply reads the input, calls the </w:t>
-      </w:r>
-      <w:proofErr w:type="spellStart"/>
-      <w:r>
-        <w:t>verify_key</w:t>
-      </w:r>
-      <w:proofErr w:type="spellEnd"/>
-      <w:r>
-        <w:t xml:space="preserve"> function and writes the message based on the result of it.</w:t>
+        <w:t>The rest of the code simply reads the input, calls the verify_key function and writes the message based on the result of it.</w:t>
       </w:r>
     </w:p>
     <w:bookmarkStart w:id="0" w:name="_MON_1842895867"/>
@@ -510,7 +442,7 @@
           <v:shape id="_x0000_i1025" type="#_x0000_t75" style="width:453.75pt;height:681pt" o:ole="">
             <v:imagedata r:id="rId12" o:title=""/>
           </v:shape>
-          <o:OLEObject Type="Embed" ProgID="Word.Document.12" ShapeID="_x0000_i1025" DrawAspect="Content" ObjectID="_1842944855" r:id="rId13">
+          <o:OLEObject Type="Embed" ProgID="Word.Document.12" ShapeID="_x0000_i1025" DrawAspect="Content" ObjectID="_1842957694" r:id="rId13">
             <o:FieldCodes>\s</o:FieldCodes>
           </o:OLEObject>
         </w:object>
@@ -525,148 +457,76 @@
           <w:lang w:val="hu-HU"/>
         </w:rPr>
         <w:lastRenderedPageBreak/>
-        <w:t xml:space="preserve">System </w:t>
-      </w:r>
-      <w:proofErr w:type="spellStart"/>
-      <w:r>
+        <w:t>System Calls and Shellcode</w:t>
+      </w:r>
+    </w:p>
+    <w:p>
+      <w:r>
+        <w:t>These tasks introduce the use of system calls and how this high-level concept can be exploited with binaries.</w:t>
+      </w:r>
+    </w:p>
+    <w:p>
+      <w:pPr>
+        <w:pStyle w:val="Heading2"/>
         <w:rPr>
           <w:lang w:val="hu-HU"/>
         </w:rPr>
-        <w:t>Calls</w:t>
-      </w:r>
-      <w:proofErr w:type="spellEnd"/>
+      </w:pPr>
       <w:r>
         <w:rPr>
           <w:lang w:val="hu-HU"/>
         </w:rPr>
-        <w:t xml:space="preserve"> and </w:t>
-      </w:r>
-      <w:proofErr w:type="spellStart"/>
+        <w:t>Hello Kernel</w:t>
+      </w:r>
+    </w:p>
+    <w:p>
+      <w:r>
+        <w:t>The assembly code can be written based on the Linux syscalls list and each calls manual. To write a message to a file we first need to open or create that file. Then we need to write the message into it. Save it by closing it and then exit the program. These steps can be written in with a syscall each.</w:t>
+      </w:r>
+    </w:p>
+    <w:bookmarkStart w:id="1" w:name="_MON_1842900161"/>
+    <w:bookmarkEnd w:id="1"/>
+    <w:p>
+      <w:pPr>
+        <w:pStyle w:val="Picture"/>
+      </w:pPr>
+      <w:r>
+        <w:object w:dxaOrig="9072" w:dyaOrig="11609" w14:anchorId="7C44F73B">
+          <v:shape id="_x0000_i1026" type="#_x0000_t75" style="width:453.75pt;height:580.5pt" o:ole="">
+            <v:imagedata r:id="rId14" o:title=""/>
+          </v:shape>
+          <o:OLEObject Type="Embed" ProgID="Word.Document.12" ShapeID="_x0000_i1026" DrawAspect="Content" ObjectID="_1842957695" r:id="rId15">
+            <o:FieldCodes>\s</o:FieldCodes>
+          </o:OLEObject>
+        </w:object>
+      </w:r>
+    </w:p>
+    <w:p>
+      <w:pPr>
+        <w:pStyle w:val="Heading2"/>
+      </w:pPr>
       <w:r>
         <w:rPr>
           <w:lang w:val="hu-HU"/>
         </w:rPr>
         <w:t>Shellcode</w:t>
       </w:r>
-      <w:proofErr w:type="spellEnd"/>
     </w:p>
     <w:p>
       <w:r>
-        <w:t>These tasks introduce the use of system calls and how this high-level concept can be exploited with binaries.</w:t>
+        <w:t xml:space="preserve">The main difference between the previous task and this one is that the shell code cannot have null bytes in it as that would result in the termination of the process. The trick is to push the null bytes onto the stack and form the strings and the pointers directly </w:t>
+      </w:r>
+      <w:r>
+        <w:t>onto</w:t>
+      </w:r>
+      <w:r>
+        <w:t xml:space="preserve"> the stack instead of in the operation.</w:t>
       </w:r>
     </w:p>
     <w:p>
-      <w:pPr>
-        <w:pStyle w:val="Heading2"/>
-        <w:rPr>
-          <w:lang w:val="hu-HU"/>
-        </w:rPr>
-      </w:pPr>
-      <w:r>
-        <w:rPr>
-          <w:lang w:val="hu-HU"/>
-        </w:rPr>
-        <w:t>Hello Kernel</w:t>
-      </w:r>
-    </w:p>
-    <w:p>
-      <w:r>
-        <w:t xml:space="preserve">The assembly code can be written based on the Linux </w:t>
-      </w:r>
-      <w:proofErr w:type="spellStart"/>
-      <w:r>
-        <w:t>syscalls</w:t>
-      </w:r>
-      <w:proofErr w:type="spellEnd"/>
-      <w:r>
-        <w:t xml:space="preserve"> list and each calls manual. To write a message to a file we first need to open or create that file. Then we need to write the message into it. Save it by closing it and then exit the program. These steps can be written in with a </w:t>
-      </w:r>
-      <w:proofErr w:type="spellStart"/>
-      <w:r>
-        <w:t>syscall</w:t>
-      </w:r>
-      <w:proofErr w:type="spellEnd"/>
-      <w:r>
-        <w:t xml:space="preserve"> each.</w:t>
-      </w:r>
-    </w:p>
-    <w:bookmarkStart w:id="1" w:name="_MON_1842900161"/>
-    <w:bookmarkEnd w:id="1"/>
-    <w:p>
-      <w:pPr>
-        <w:pStyle w:val="Picture"/>
-      </w:pPr>
-      <w:r>
-        <w:object w:dxaOrig="9072" w:dyaOrig="11609" w14:anchorId="7C44F73B">
-          <v:shape id="_x0000_i1026" type="#_x0000_t75" style="width:453.75pt;height:580.5pt" o:ole="">
-            <v:imagedata r:id="rId14" o:title=""/>
-          </v:shape>
-          <o:OLEObject Type="Embed" ProgID="Word.Document.12" ShapeID="_x0000_i1026" DrawAspect="Content" ObjectID="_1842944856" r:id="rId15">
-            <o:FieldCodes>\s</o:FieldCodes>
-          </o:OLEObject>
-        </w:object>
-      </w:r>
-    </w:p>
-    <w:p>
-      <w:pPr>
-        <w:pStyle w:val="Heading2"/>
-      </w:pPr>
-      <w:proofErr w:type="spellStart"/>
-      <w:r>
-        <w:rPr>
-          <w:lang w:val="hu-HU"/>
-        </w:rPr>
-        <w:t>Shellcode</w:t>
-      </w:r>
-      <w:proofErr w:type="spellEnd"/>
-    </w:p>
-    <w:p>
-      <w:r>
-        <w:t xml:space="preserve">The main difference between the previous task and this one is that the shell code cannot have null bytes in it as that would result in the termination of the process. The trick is to push the null bytes onto the stack and form the strings and the pointers directly </w:t>
-      </w:r>
-      <w:r>
-        <w:t>onto</w:t>
-      </w:r>
-      <w:r>
-        <w:t xml:space="preserve"> the stack instead of in the operation.</w:t>
-      </w:r>
-    </w:p>
-    <w:p>
       <w:r>
         <w:lastRenderedPageBreak/>
-        <w:t xml:space="preserve">In the task we take a look at the Linux </w:t>
-      </w:r>
-      <w:proofErr w:type="spellStart"/>
-      <w:r>
-        <w:t>syscall</w:t>
-      </w:r>
-      <w:proofErr w:type="spellEnd"/>
-      <w:r>
-        <w:t xml:space="preserve"> list and set the registers based on the </w:t>
-      </w:r>
-      <w:proofErr w:type="spellStart"/>
-      <w:r>
-        <w:t>execve</w:t>
-      </w:r>
-      <w:proofErr w:type="spellEnd"/>
-      <w:r>
-        <w:t xml:space="preserve"> call. We push the filename string, the </w:t>
-      </w:r>
-      <w:proofErr w:type="spellStart"/>
-      <w:r>
-        <w:t>argv</w:t>
-      </w:r>
-      <w:proofErr w:type="spellEnd"/>
-      <w:r>
-        <w:t xml:space="preserve"> array and the </w:t>
-      </w:r>
-      <w:proofErr w:type="spellStart"/>
-      <w:r>
-        <w:t>envp</w:t>
-      </w:r>
-      <w:proofErr w:type="spellEnd"/>
-      <w:r>
-        <w:t xml:space="preserve"> parameters to the stack and call the kernel.</w:t>
+        <w:t>In the task we take a look at the Linux syscall list and set the registers based on the execve call. We push the filename string, the argv array and the envp parameters to the stack and call the kernel.</w:t>
       </w:r>
     </w:p>
     <w:bookmarkStart w:id="2" w:name="_MON_1842944174"/>
@@ -677,10 +537,10 @@
       </w:pPr>
       <w:r>
         <w:object w:dxaOrig="9072" w:dyaOrig="8664" w14:anchorId="1A599E7D">
-          <v:shape id="_x0000_i1028" type="#_x0000_t75" style="width:453.75pt;height:433.5pt" o:ole="">
+          <v:shape id="_x0000_i1027" type="#_x0000_t75" style="width:453.75pt;height:433.5pt" o:ole="">
             <v:imagedata r:id="rId16" o:title=""/>
           </v:shape>
-          <o:OLEObject Type="Embed" ProgID="Word.Document.12" ShapeID="_x0000_i1028" DrawAspect="Content" ObjectID="_1842944857" r:id="rId17">
+          <o:OLEObject Type="Embed" ProgID="Word.Document.12" ShapeID="_x0000_i1027" DrawAspect="Content" ObjectID="_1842957696" r:id="rId17">
             <o:FieldCodes>\s</o:FieldCodes>
           </o:OLEObject>
         </w:object>
@@ -717,6 +577,9 @@
         <w:pStyle w:val="Picture"/>
       </w:pPr>
       <w:r>
+        <w:rPr>
+          <w:noProof/>
+        </w:rPr>
         <w:lastRenderedPageBreak/>
         <w:drawing>
           <wp:inline distT="0" distB="0" distL="0" distR="0" wp14:anchorId="480E5ABF" wp14:editId="69BC368A">
@@ -762,91 +625,17 @@
           <w:lang w:val="hu-HU"/>
         </w:rPr>
       </w:pPr>
-      <w:proofErr w:type="spellStart"/>
       <w:r>
         <w:rPr>
           <w:lang w:val="hu-HU"/>
         </w:rPr>
         <w:lastRenderedPageBreak/>
-        <w:t>Smashing</w:t>
-      </w:r>
-      <w:proofErr w:type="spellEnd"/>
-      <w:r>
-        <w:rPr>
-          <w:lang w:val="hu-HU"/>
-        </w:rPr>
-        <w:t xml:space="preserve"> </w:t>
-      </w:r>
-      <w:proofErr w:type="spellStart"/>
-      <w:r>
-        <w:rPr>
-          <w:lang w:val="hu-HU"/>
-        </w:rPr>
-        <w:t>the</w:t>
-      </w:r>
-      <w:proofErr w:type="spellEnd"/>
-      <w:r>
-        <w:rPr>
-          <w:lang w:val="hu-HU"/>
-        </w:rPr>
-        <w:t xml:space="preserve"> </w:t>
-      </w:r>
-      <w:proofErr w:type="spellStart"/>
-      <w:r>
-        <w:rPr>
-          <w:lang w:val="hu-HU"/>
-        </w:rPr>
-        <w:t>Stack</w:t>
-      </w:r>
-      <w:proofErr w:type="spellEnd"/>
-      <w:r>
-        <w:rPr>
-          <w:lang w:val="hu-HU"/>
-        </w:rPr>
-        <w:t xml:space="preserve"> </w:t>
-      </w:r>
-      <w:proofErr w:type="spellStart"/>
-      <w:r>
-        <w:rPr>
-          <w:lang w:val="hu-HU"/>
-        </w:rPr>
-        <w:t>for</w:t>
-      </w:r>
-      <w:proofErr w:type="spellEnd"/>
-      <w:r>
-        <w:rPr>
-          <w:lang w:val="hu-HU"/>
-        </w:rPr>
-        <w:t xml:space="preserve"> </w:t>
-      </w:r>
-      <w:proofErr w:type="spellStart"/>
-      <w:r>
-        <w:rPr>
-          <w:lang w:val="hu-HU"/>
-        </w:rPr>
-        <w:t>Fun</w:t>
-      </w:r>
-      <w:proofErr w:type="spellEnd"/>
-      <w:r>
-        <w:rPr>
-          <w:lang w:val="hu-HU"/>
-        </w:rPr>
-        <w:t xml:space="preserve"> and Profit</w:t>
+        <w:t>Smashing the Stack for Fun and Profit</w:t>
       </w:r>
     </w:p>
     <w:p>
-      <w:pPr>
-        <w:rPr>
-          <w:i/>
-          <w:iCs/>
-        </w:rPr>
-      </w:pPr>
-      <w:r>
-        <w:rPr>
-          <w:i/>
-          <w:iCs/>
-        </w:rPr>
-        <w:t>(Short introduction)</w:t>
+      <w:r>
+        <w:t>The point of this task is to break and analyze vulnerable C code with buffer overflow attacks. The program in this task uses the strcpy function which opens it up to stack overflow attacks.</w:t>
       </w:r>
     </w:p>
     <w:p>
@@ -856,36 +645,100 @@
           <w:lang w:val="hu-HU"/>
         </w:rPr>
       </w:pPr>
-      <w:proofErr w:type="spellStart"/>
       <w:r>
         <w:rPr>
           <w:lang w:val="hu-HU"/>
         </w:rPr>
-        <w:t>Control</w:t>
-      </w:r>
-      <w:proofErr w:type="spellEnd"/>
-      <w:r>
-        <w:rPr>
-          <w:lang w:val="hu-HU"/>
-        </w:rPr>
-        <w:t xml:space="preserve"> Flow </w:t>
-      </w:r>
-      <w:proofErr w:type="spellStart"/>
-      <w:r>
-        <w:rPr>
-          <w:lang w:val="hu-HU"/>
-        </w:rPr>
-        <w:t>Manipulation</w:t>
-      </w:r>
-      <w:proofErr w:type="spellEnd"/>
+        <w:t>Control Flow Manipulation</w:t>
+      </w:r>
     </w:p>
     <w:p>
       <w:r>
+        <w:t xml:space="preserve">The </w:t>
+      </w:r>
+      <w:r>
+        <w:t>goal of this exercise is to execute the accepted function from the return address of the authenticate function. This is possible since we know the address from which the accepted function runs and we can also change the return address of the authenticate function because of the unsafe strcpy function.</w:t>
+      </w:r>
+    </w:p>
+    <w:p>
+      <w:r>
+        <w:t xml:space="preserve">As seen in the template, the stack is filled from the higher addresses down to the lower ones. First the parameters are pushed then the return address and the stack pointer, and lastly the local variables. In the case of the “normal” run the input is “ABCDEF” which can be written in 7 bytes with the terminating null. So, in this case there is no overflow, most of the stack is unknown to us. Except the </w:t>
+      </w:r>
+      <w:r>
+        <w:t>password parameter whose pointer we got from the debug note.</w:t>
+      </w:r>
+    </w:p>
+    <w:p>
+      <w:r>
+        <w:t>N</w:t>
+      </w:r>
+      <w:r>
+        <w:t>ow if we give an input which is greater than 24 bytes, then the string can overwrite the stack pointer and the return address as well. This is a stack-based buffer overflow. And we also know the address of the accepted function, so by writing that after the padding bytes we can crack the code.</w:t>
+      </w:r>
+    </w:p>
+    <w:p>
+      <w:r>
+        <w:t>We also need to pay attention to the byte order, since the x86 processor uses little-endian byte ordering. This means that the bytes need to be given in reverse order.</w:t>
+      </w:r>
+    </w:p>
+    <w:p/>
+    <w:p>
+      <w:pPr>
+        <w:pStyle w:val="Picture"/>
+      </w:pPr>
+      <w:r>
         <w:rPr>
-          <w:i/>
-          <w:iCs/>
+          <w:noProof/>
         </w:rPr>
-        <w:t>(Description about how to solve the task)</w:t>
+        <w:lastRenderedPageBreak/>
+        <w:drawing>
+          <wp:inline distT="0" distB="0" distL="0" distR="0" wp14:anchorId="44ACF466" wp14:editId="07B25F92">
+            <wp:extent cx="5400040" cy="4504690"/>
+            <wp:effectExtent l="0" t="0" r="0" b="0"/>
+            <wp:docPr id="544415170" name="Picture 2"/>
+            <wp:cNvGraphicFramePr>
+              <a:graphicFrameLocks xmlns:a="http://schemas.openxmlformats.org/drawingml/2006/main" noChangeAspect="1"/>
+            </wp:cNvGraphicFramePr>
+            <a:graphic xmlns:a="http://schemas.openxmlformats.org/drawingml/2006/main">
+              <a:graphicData uri="http://schemas.openxmlformats.org/drawingml/2006/picture">
+                <pic:pic xmlns:pic="http://schemas.openxmlformats.org/drawingml/2006/picture">
+                  <pic:nvPicPr>
+                    <pic:cNvPr id="0" name="Picture 19"/>
+                    <pic:cNvPicPr>
+                      <a:picLocks noChangeAspect="1" noChangeArrowheads="1"/>
+                    </pic:cNvPicPr>
+                  </pic:nvPicPr>
+                  <pic:blipFill>
+                    <a:blip r:embed="rId19">
+                      <a:extLst>
+                        <a:ext uri="{28A0092B-C50C-407E-A947-70E740481C1C}">
+                          <a14:useLocalDpi xmlns:a14="http://schemas.microsoft.com/office/drawing/2010/main" val="0"/>
+                        </a:ext>
+                      </a:extLst>
+                    </a:blip>
+                    <a:srcRect/>
+                    <a:stretch>
+                      <a:fillRect/>
+                    </a:stretch>
+                  </pic:blipFill>
+                  <pic:spPr bwMode="auto">
+                    <a:xfrm>
+                      <a:off x="0" y="0"/>
+                      <a:ext cx="5400040" cy="4504690"/>
+                    </a:xfrm>
+                    <a:prstGeom prst="rect">
+                      <a:avLst/>
+                    </a:prstGeom>
+                    <a:noFill/>
+                    <a:ln>
+                      <a:noFill/>
+                    </a:ln>
+                  </pic:spPr>
+                </pic:pic>
+              </a:graphicData>
+            </a:graphic>
+          </wp:inline>
+        </w:drawing>
       </w:r>
     </w:p>
     <w:p>
@@ -895,36 +748,30 @@
           <w:lang w:val="hu-HU"/>
         </w:rPr>
       </w:pPr>
-      <w:proofErr w:type="spellStart"/>
       <w:r>
         <w:rPr>
           <w:lang w:val="hu-HU"/>
         </w:rPr>
-        <w:t>Injecting</w:t>
-      </w:r>
-      <w:proofErr w:type="spellEnd"/>
-      <w:r>
-        <w:rPr>
-          <w:lang w:val="hu-HU"/>
-        </w:rPr>
-        <w:t xml:space="preserve"> </w:t>
-      </w:r>
-      <w:proofErr w:type="spellStart"/>
-      <w:r>
-        <w:rPr>
-          <w:lang w:val="hu-HU"/>
-        </w:rPr>
-        <w:t>Code</w:t>
-      </w:r>
-      <w:proofErr w:type="spellEnd"/>
+        <w:t>Injecting Code</w:t>
+      </w:r>
     </w:p>
     <w:p>
       <w:r>
-        <w:rPr>
-          <w:i/>
-          <w:iCs/>
-        </w:rPr>
-        <w:t>(Description about how to solve the task)</w:t>
+        <w:t>Like in the previous exercise we can change the return address and redirect the flow of the program even to our input. Instead of filling our input with only padding 0xA-s we can write our 21-byte shell code, pad it with 3 A-s for the buffer and 4 more A-s for the stack pointer and at the end insert the address of the buffer in reverse order: 0x</w:t>
+      </w:r>
+      <w:r>
+        <w:t>EF 0xBE 0x\DE 0xC0. This way the authorize function returns to the start of the buffer and runs the shell code.</w:t>
+      </w:r>
+    </w:p>
+    <w:p>
+      <w:r>
+        <w:t>The issue with</w:t>
+      </w:r>
+      <w:r>
+        <w:t xml:space="preserve"> </w:t>
+      </w:r>
+      <w:r>
+        <w:t>address 0xC0DE007A is that it contains the 0x00 null byte which acts as a terminating null for the supposed copied string. This means that at the end, where we insert the new return address it only copies 0x7A into it since 0x00 ends the string and 0xDE and 0xC0 is left off resulting in a crash.</w:t>
       </w:r>
     </w:p>
     <w:p>
@@ -934,25 +781,62 @@
           <w:lang w:val="hu-HU"/>
         </w:rPr>
       </w:pPr>
-      <w:proofErr w:type="spellStart"/>
       <w:r>
         <w:rPr>
           <w:lang w:val="hu-HU"/>
         </w:rPr>
         <w:t>Countermeasure</w:t>
       </w:r>
-      <w:proofErr w:type="spellEnd"/>
+      <w:r>
+        <w:rPr>
+          <w:lang w:val="hu-HU"/>
+        </w:rPr>
+        <w:t>s</w:t>
+      </w:r>
     </w:p>
     <w:p>
       <w:r>
-        <w:rPr>
-          <w:i/>
-          <w:iCs/>
-        </w:rPr>
-        <w:t>(Description about how to solve the task)</w:t>
+        <w:t xml:space="preserve">The easiest solution to </w:t>
+      </w:r>
+      <w:r>
+        <w:t xml:space="preserve">buffer overflow attacks is to replace the unsafe functions like strcpy with alternatives that also ask for the size of the string, in this case strncpy. </w:t>
+      </w:r>
+      <w:r>
+        <w:lastRenderedPageBreak/>
+        <w:t>This prevents malicious inputs since now the function only allows a certain number of bytes to be written to the stack. Previously the string would be copied until the terminating null byte, and thus other components could have been rewritten.</w:t>
+      </w:r>
+    </w:p>
+    <w:bookmarkStart w:id="3" w:name="_MON_1842945884"/>
+    <w:bookmarkEnd w:id="3"/>
+    <w:p>
+      <w:pPr>
+        <w:pStyle w:val="Picture"/>
+      </w:pPr>
+      <w:r>
+        <w:object w:dxaOrig="9072" w:dyaOrig="777" w14:anchorId="035249CC">
+          <v:shape id="_x0000_i1041" type="#_x0000_t75" style="width:453.75pt;height:39pt" o:ole="">
+            <v:imagedata r:id="rId20" o:title=""/>
+          </v:shape>
+          <o:OLEObject Type="Embed" ProgID="Word.Document.12" ShapeID="_x0000_i1041" DrawAspect="Content" ObjectID="_1842957697" r:id="rId21">
+            <o:FieldCodes>\s</o:FieldCodes>
+          </o:OLEObject>
+        </w:object>
       </w:r>
     </w:p>
     <w:p>
+      <w:r>
+        <w:t>This change in the code now also guarantees a terminating null at the end of the string.</w:t>
+      </w:r>
+    </w:p>
+    <w:p>
+      <w:r>
+        <w:t>Another way to approach the problem is t</w:t>
+      </w:r>
+      <w:r>
+        <w:t>o add other security measures like stack canaries when the program is compiled. The canary is generated randomly onto the stack at the start of each run and if it is overwritten by a buffer overflow then the program crashes. Unless the attacker knows the value of the canary so that they can leave it intact during their overflow attack.</w:t>
+      </w:r>
+    </w:p>
+    <w:p>
       <w:pPr>
         <w:pStyle w:val="Heading1"/>
       </w:pPr>
@@ -967,8 +851,8 @@
       </w:r>
     </w:p>
     <w:sectPr>
-      <w:headerReference w:type="even" r:id="rId19"/>
-      <w:footerReference w:type="default" r:id="rId20"/>
+      <w:headerReference w:type="even" r:id="rId22"/>
+      <w:footerReference w:type="default" r:id="rId23"/>
       <w:type w:val="continuous"/>
       <w:pgSz w:w="11907" w:h="16840" w:code="9"/>
       <w:pgMar w:top="1418" w:right="1418" w:bottom="1418" w:left="1418" w:header="709" w:footer="709" w:gutter="567"/>
@@ -7606,14 +7490,6 @@
 </file>
 
 <file path=customXml/item1.xml><?xml version="1.0" encoding="utf-8"?>
-<p:properties xmlns:p="http://schemas.microsoft.com/office/2006/metadata/properties" xmlns:xsi="http://www.w3.org/2001/XMLSchema-instance" xmlns:pc="http://schemas.microsoft.com/office/infopath/2007/PartnerControls">
-  <documentManagement>
-    <_activity xmlns="2c71b88f-36ae-449a-8a52-10e2658bdd67" xsi:nil="true"/>
-  </documentManagement>
-</p:properties>
-</file>
-
-<file path=customXml/item2.xml><?xml version="1.0" encoding="utf-8"?>
 <b:Sources xmlns:b="http://schemas.openxmlformats.org/officeDocument/2006/bibliography" xmlns="http://schemas.openxmlformats.org/officeDocument/2006/bibliography" SelectedStyle="\IEEE2006OfficeOnline.xsl" StyleName="IEEE" Version="2006">
   <b:Source>
     <b:Tag>Mic24</b:Tag>
@@ -7812,7 +7688,24 @@
 </b:Sources>
 </file>
 
+<file path=customXml/item2.xml><?xml version="1.0" encoding="utf-8"?>
+<p:properties xmlns:p="http://schemas.microsoft.com/office/2006/metadata/properties" xmlns:xsi="http://www.w3.org/2001/XMLSchema-instance" xmlns:pc="http://schemas.microsoft.com/office/infopath/2007/PartnerControls">
+  <documentManagement>
+    <_activity xmlns="2c71b88f-36ae-449a-8a52-10e2658bdd67" xsi:nil="true"/>
+  </documentManagement>
+</p:properties>
+</file>
+
 <file path=customXml/item3.xml><?xml version="1.0" encoding="utf-8"?>
+<?mso-contentType ?>
+<FormTemplates xmlns="http://schemas.microsoft.com/sharepoint/v3/contenttype/forms">
+  <Display>DocumentLibraryForm</Display>
+  <Edit>DocumentLibraryForm</Edit>
+  <New>DocumentLibraryForm</New>
+</FormTemplates>
+</file>
+
+<file path=customXml/item4.xml><?xml version="1.0" encoding="utf-8"?>
 <ct:contentTypeSchema xmlns:ct="http://schemas.microsoft.com/office/2006/metadata/contentType" xmlns:ma="http://schemas.microsoft.com/office/2006/metadata/properties/metaAttributes" ct:_="" ma:_="" ma:contentTypeName="Dokumentum" ma:contentTypeID="0x010100804405677F68524E887B9BAD647EC267" ma:contentTypeVersion="17" ma:contentTypeDescription="Új dokumentum létrehozása." ma:contentTypeScope="" ma:versionID="76fc60fa35090df738af56597c20442c">
   <xsd:schema xmlns:xsd="http://www.w3.org/2001/XMLSchema" xmlns:xs="http://www.w3.org/2001/XMLSchema" xmlns:p="http://schemas.microsoft.com/office/2006/metadata/properties" xmlns:ns3="2c71b88f-36ae-449a-8a52-10e2658bdd67" xmlns:ns4="ae689388-e07a-4908-9d5a-df7298fe66fc" targetNamespace="http://schemas.microsoft.com/office/2006/metadata/properties" ma:root="true" ma:fieldsID="b0fbbcf4c3d3a80139dc1bb83a4232cb" ns3:_="" ns4:_="">
     <xsd:import namespace="2c71b88f-36ae-449a-8a52-10e2658bdd67"/>
@@ -8059,16 +7952,15 @@
 </ct:contentTypeSchema>
 </file>
 
-<file path=customXml/item4.xml><?xml version="1.0" encoding="utf-8"?>
-<?mso-contentType ?>
-<FormTemplates xmlns="http://schemas.microsoft.com/sharepoint/v3/contenttype/forms">
-  <Display>DocumentLibraryForm</Display>
-  <Edit>DocumentLibraryForm</Edit>
-  <New>DocumentLibraryForm</New>
-</FormTemplates>
+<file path=customXml/itemProps1.xml><?xml version="1.0" encoding="utf-8"?>
+<ds:datastoreItem xmlns:ds="http://schemas.openxmlformats.org/officeDocument/2006/customXml" ds:itemID="{C30AA391-316B-4E95-AE8C-64681E201677}">
+  <ds:schemaRefs>
+    <ds:schemaRef ds:uri="http://schemas.openxmlformats.org/officeDocument/2006/bibliography"/>
+  </ds:schemaRefs>
+</ds:datastoreItem>
 </file>
 
-<file path=customXml/itemProps1.xml><?xml version="1.0" encoding="utf-8"?>
+<file path=customXml/itemProps2.xml><?xml version="1.0" encoding="utf-8"?>
 <ds:datastoreItem xmlns:ds="http://schemas.openxmlformats.org/officeDocument/2006/customXml" ds:itemID="{5283BDE5-2110-47A1-B6BF-261D767F66A4}">
   <ds:schemaRefs>
     <ds:schemaRef ds:uri="http://schemas.microsoft.com/office/2006/metadata/properties"/>
@@ -8078,15 +7970,15 @@
 </ds:datastoreItem>
 </file>
 
-<file path=customXml/itemProps2.xml><?xml version="1.0" encoding="utf-8"?>
-<ds:datastoreItem xmlns:ds="http://schemas.openxmlformats.org/officeDocument/2006/customXml" ds:itemID="{C30AA391-316B-4E95-AE8C-64681E201677}">
+<file path=customXml/itemProps3.xml><?xml version="1.0" encoding="utf-8"?>
+<ds:datastoreItem xmlns:ds="http://schemas.openxmlformats.org/officeDocument/2006/customXml" ds:itemID="{BFA6786E-AF7B-4A38-BBCA-BF31ECFEA1DF}">
   <ds:schemaRefs>
-    <ds:schemaRef ds:uri="http://schemas.openxmlformats.org/officeDocument/2006/bibliography"/>
+    <ds:schemaRef ds:uri="http://schemas.microsoft.com/sharepoint/v3/contenttype/forms"/>
   </ds:schemaRefs>
 </ds:datastoreItem>
 </file>
 
-<file path=customXml/itemProps3.xml><?xml version="1.0" encoding="utf-8"?>
+<file path=customXml/itemProps4.xml><?xml version="1.0" encoding="utf-8"?>
 <ds:datastoreItem xmlns:ds="http://schemas.openxmlformats.org/officeDocument/2006/customXml" ds:itemID="{0B5E8B16-0AFB-408B-BF8C-70E4A1B923B3}">
   <ds:schemaRefs>
     <ds:schemaRef ds:uri="http://schemas.microsoft.com/office/2006/metadata/contentType"/>
@@ -8103,12 +7995,4 @@
     <ds:schemaRef ds:uri="http://schemas.microsoft.com/internal/obd"/>
   </ds:schemaRefs>
 </ds:datastoreItem>
-</file>
-
-<file path=customXml/itemProps4.xml><?xml version="1.0" encoding="utf-8"?>
-<ds:datastoreItem xmlns:ds="http://schemas.openxmlformats.org/officeDocument/2006/customXml" ds:itemID="{BFA6786E-AF7B-4A38-BBCA-BF31ECFEA1DF}">
-  <ds:schemaRefs>
-    <ds:schemaRef ds:uri="http://schemas.microsoft.com/sharepoint/v3/contenttype/forms"/>
-  </ds:schemaRefs>
-</ds:datastoreItem>
 </file>